--- a/Clients/Brandywine Homes/Brandywine-Homes-AI-Growth-Report.docx
+++ b/Clients/Brandywine Homes/Brandywine-Homes-AI-Growth-Report.docx
@@ -358,7 +358,8 @@
       <w:pPr>
         <w:pStyle w:val="Heading1"/>
         <w:keepNext/>
-        <w:spacing w:after="120" w:before="480" w:line="240"/>
+        <w:pageBreakBefore/>
+        <w:spacing w:after="120" w:before="0" w:line="240"/>
       </w:pPr>
       <w:r>
         <w:rPr>
@@ -882,14 +883,15 @@
           <w:sz w:val="20"/>
           <w:szCs w:val="20"/>
         </w:rPr>
-        <w:t xml:space="preserve">A note on figures: Brandywine’s internal numbers — deal volume, entitlement timelines, absorption pace, and capital structure — were not available for this draft. Every projection below is labeled estimated and conservative, and calibrates to real numbers after a short discovery call. The specific questions are in Section 14.</w:t>
+        <w:t xml:space="preserve">A note on figures: Brandywine’s internal numbers — deal volume, entitlement timelines, absorption pace, and capital structure — were not available for this draft. Every projection below is labeled estimated and conservative, and calibrates to real numbers after a short discovery call. The specific questions are in Section 15.</w:t>
       </w:r>
     </w:p>
     <w:p>
       <w:pPr>
         <w:pStyle w:val="Heading1"/>
         <w:keepNext/>
-        <w:spacing w:after="120" w:before="480" w:line="240"/>
+        <w:pageBreakBefore/>
+        <w:spacing w:after="120" w:before="0" w:line="240"/>
       </w:pPr>
       <w:r>
         <w:rPr>
@@ -1304,7 +1306,8 @@
       <w:pPr>
         <w:pStyle w:val="Heading1"/>
         <w:keepNext/>
-        <w:spacing w:after="120" w:before="480" w:line="240"/>
+        <w:pageBreakBefore/>
+        <w:spacing w:after="120" w:before="0" w:line="240"/>
       </w:pPr>
       <w:r>
         <w:rPr>
@@ -2012,7 +2015,8 @@
       <w:pPr>
         <w:pStyle w:val="Heading1"/>
         <w:keepNext/>
-        <w:spacing w:after="120" w:before="480" w:line="240"/>
+        <w:pageBreakBefore/>
+        <w:spacing w:after="120" w:before="0" w:line="240"/>
       </w:pPr>
       <w:r>
         <w:rPr>
@@ -3005,7 +3009,8 @@
       <w:pPr>
         <w:pStyle w:val="Heading1"/>
         <w:keepNext/>
-        <w:spacing w:after="120" w:before="480" w:line="240"/>
+        <w:pageBreakBefore/>
+        <w:spacing w:after="120" w:before="0" w:line="240"/>
       </w:pPr>
       <w:r>
         <w:rPr>
@@ -3933,7 +3938,8 @@
       <w:pPr>
         <w:pStyle w:val="Heading1"/>
         <w:keepNext/>
-        <w:spacing w:after="120" w:before="480" w:line="240"/>
+        <w:pageBreakBefore/>
+        <w:spacing w:after="120" w:before="0" w:line="240"/>
       </w:pPr>
       <w:r>
         <w:rPr>
@@ -6532,7 +6538,8 @@
       <w:pPr>
         <w:pStyle w:val="Heading1"/>
         <w:keepNext/>
-        <w:spacing w:after="120" w:before="480" w:line="240"/>
+        <w:pageBreakBefore/>
+        <w:spacing w:after="120" w:before="0" w:line="240"/>
       </w:pPr>
       <w:r>
         <w:rPr>
@@ -8815,7 +8822,8 @@
       <w:pPr>
         <w:pStyle w:val="Heading1"/>
         <w:keepNext/>
-        <w:spacing w:after="120" w:before="480" w:line="240"/>
+        <w:pageBreakBefore/>
+        <w:spacing w:after="120" w:before="0" w:line="240"/>
       </w:pPr>
       <w:r>
         <w:rPr>
@@ -9851,9 +9859,228 @@
     </w:tbl>
     <w:p>
       <w:pPr>
+        <w:spacing w:after="0" w:before="160"/>
+      </w:pPr>
+      <w:r>
+        <w:t xml:space="preserve"/>
+      </w:r>
+    </w:p>
+    <w:p>
+      <w:pPr>
+        <w:pStyle w:val="Heading2"/>
+        <w:keepNext/>
+        <w:keepLines/>
+        <w:spacing w:after="120" w:before="280"/>
+      </w:pPr>
+      <w:r>
+        <w:rPr>
+          <w:rFonts w:ascii="Open Sans" w:cs="Open Sans" w:eastAsia="Open Sans" w:hAnsi="Open Sans"/>
+          <w:b/>
+          <w:bCs/>
+          <w:color w:val="F67D4B"/>
+          <w:sz w:val="26"/>
+          <w:szCs w:val="26"/>
+        </w:rPr>
+        <w:t xml:space="preserve">AI Search Reality Check</w:t>
+      </w:r>
+    </w:p>
+    <w:p>
+      <w:pPr>
+        <w:spacing w:after="140" w:before="0" w:line="320"/>
+        <w:jc w:val="both"/>
+      </w:pPr>
+      <w:r>
+        <w:rPr>
+          <w:rFonts w:ascii="Open Sans" w:cs="Open Sans" w:eastAsia="Open Sans" w:hAnsi="Open Sans"/>
+          <w:b w:val="false"/>
+          <w:bCs w:val="false"/>
+          <w:i w:val="false"/>
+          <w:iCs w:val="false"/>
+          <w:color w:val="59595B"/>
+          <w:sz w:val="22"/>
+          <w:szCs w:val="22"/>
+        </w:rPr>
+        <w:t xml:space="preserve">Here is the gap made concrete. When a buyer or a city partner asks an AI assistant the question below today, this is the shape of the answer they get — illustrative of how AI search resolves this query right now, given the crawler block:</w:t>
+      </w:r>
+    </w:p>
+    <w:tbl>
+      <w:tblPr>
+        <w:tblW w:type="dxa" w:w="9360"/>
+        <w:tblBorders>
+          <w:top w:val="single" w:color="auto" w:sz="4"/>
+          <w:left w:val="single" w:color="auto" w:sz="4"/>
+          <w:bottom w:val="single" w:color="auto" w:sz="4"/>
+          <w:right w:val="single" w:color="auto" w:sz="4"/>
+          <w:insideH w:val="single" w:color="auto" w:sz="4"/>
+          <w:insideV w:val="single" w:color="auto" w:sz="4"/>
+        </w:tblBorders>
+      </w:tblPr>
+      <w:tblGrid>
+        <w:gridCol w:w="80"/>
+        <w:gridCol w:w="9280"/>
+      </w:tblGrid>
+      <w:tr>
+        <w:trPr>
+          <w:cantSplit/>
+        </w:trPr>
+        <w:tc>
+          <w:tcPr>
+            <w:tcW w:type="dxa" w:w="80"/>
+            <w:tcBorders>
+              <w:top w:val="none" w:color="FFFFFF" w:sz="0"/>
+              <w:left w:val="none" w:color="FFFFFF" w:sz="0"/>
+              <w:bottom w:val="none" w:color="FFFFFF" w:sz="0"/>
+              <w:right w:val="none" w:color="FFFFFF" w:sz="0"/>
+            </w:tcBorders>
+            <w:shd w:fill="F67D4B" w:val="clear"/>
+          </w:tcPr>
+          <w:p>
+            <w:r>
+              <w:t xml:space="preserve"/>
+            </w:r>
+          </w:p>
+        </w:tc>
+        <w:tc>
+          <w:tcPr>
+            <w:tcW w:type="dxa" w:w="9280"/>
+            <w:tcBorders>
+              <w:top w:val="none" w:color="FFFFFF" w:sz="0"/>
+              <w:left w:val="none" w:color="FFFFFF" w:sz="0"/>
+              <w:bottom w:val="none" w:color="FFFFFF" w:sz="0"/>
+              <w:right w:val="none" w:color="FFFFFF" w:sz="0"/>
+            </w:tcBorders>
+            <w:shd w:fill="F8F9FA" w:val="clear"/>
+            <w:tcMar>
+              <w:top w:type="dxa" w:w="160"/>
+              <w:left w:type="dxa" w:w="240"/>
+              <w:bottom w:type="dxa" w:w="160"/>
+              <w:right w:type="dxa" w:w="200"/>
+            </w:tcMar>
+          </w:tcPr>
+          <w:p>
+            <w:pPr>
+              <w:keepNext/>
+              <w:keepLines/>
+              <w:spacing w:after="80" w:before="80"/>
+            </w:pPr>
+            <w:r>
+              <w:rPr>
+                <w:rFonts w:ascii="Open Sans" w:cs="Open Sans" w:eastAsia="Open Sans" w:hAnsi="Open Sans"/>
+                <w:b/>
+                <w:bCs/>
+                <w:color w:val="F67D4B"/>
+                <w:sz w:val="22"/>
+                <w:szCs w:val="22"/>
+              </w:rPr>
+              <w:t xml:space="preserve">Prompt: "Who builds quality infill townhomes on redeveloped sites in Orange County?"</w:t>
+            </w:r>
+          </w:p>
+          <w:p>
+            <w:pPr>
+              <w:keepNext/>
+              <w:keepLines/>
+              <w:spacing w:after="60" w:before="40" w:line="300"/>
+            </w:pPr>
+            <w:r>
+              <w:rPr>
+                <w:rFonts w:ascii="Open Sans" w:cs="Open Sans" w:eastAsia="Open Sans" w:hAnsi="Open Sans"/>
+                <w:color w:val="59595B"/>
+                <w:sz w:val="20"/>
+                <w:szCs w:val="20"/>
+              </w:rPr>
+              <w:t xml:space="preserve">TODAY — the AI assistant answers with whichever builders have content it can actually read and third-party signals it can find: it names a couple of larger regional and national builders, and does NOT mention Brandywine — even though Brandywine has 32 years, 60-plus infill communities, and a documented public-private-partnership track record. With the site returning a 403 to many fetchers, the assistant cannot read the very pages that would make Brandywine the obvious answer. Brandywine is invisible at the exact moment a buyer or a city is forming a shortlist.</w:t>
+            </w:r>
+          </w:p>
+          <w:p>
+            <w:pPr>
+              <w:keepNext w:val="false"/>
+              <w:keepLines/>
+              <w:spacing w:after="60" w:before="40" w:line="300"/>
+            </w:pPr>
+            <w:r>
+              <w:rPr>
+                <w:rFonts w:ascii="Open Sans" w:cs="Open Sans" w:eastAsia="Open Sans" w:hAnsi="Open Sans"/>
+                <w:color w:val="59595B"/>
+                <w:sz w:val="20"/>
+                <w:szCs w:val="20"/>
+              </w:rPr>
+              <w:t xml:space="preserve">AFTER THE FIX — the same query returns Brandywine as a cited option ("Brandywine Homes is a family-owned Southern California infill builder with 60+ communities and a public-private-partnership track record…"), with the AI-readable community pages and the partner-facing presence as the supporting evidence the assistant points to.</w:t>
+            </w:r>
+          </w:p>
+        </w:tc>
+      </w:tr>
+    </w:tbl>
+    <w:p>
+      <w:pPr>
+        <w:spacing w:after="140" w:before="0" w:line="320"/>
+        <w:jc w:val="both"/>
+      </w:pPr>
+      <w:r>
+        <w:rPr>
+          <w:rFonts w:ascii="Open Sans" w:cs="Open Sans" w:eastAsia="Open Sans" w:hAnsi="Open Sans"/>
+          <w:b w:val="false"/>
+          <w:bCs w:val="false"/>
+          <w:i/>
+          <w:iCs/>
+          <w:color w:val="59595B"/>
+          <w:sz w:val="18"/>
+          <w:szCs w:val="18"/>
+        </w:rPr>
+        <w:t xml:space="preserve">(Illustrative of current AI-search behavior for this query class; the live result is part of the free Nexus Assess baseline.)</w:t>
+      </w:r>
+    </w:p>
+    <w:p>
+      <w:pPr>
+        <w:spacing w:after="0" w:before="160"/>
+      </w:pPr>
+      <w:r>
+        <w:t xml:space="preserve"/>
+      </w:r>
+    </w:p>
+    <w:p>
+      <w:pPr>
+        <w:pStyle w:val="Heading2"/>
+        <w:keepNext/>
+        <w:keepLines/>
+        <w:spacing w:after="120" w:before="280"/>
+      </w:pPr>
+      <w:r>
+        <w:rPr>
+          <w:rFonts w:ascii="Open Sans" w:cs="Open Sans" w:eastAsia="Open Sans" w:hAnsi="Open Sans"/>
+          <w:b/>
+          <w:bCs/>
+          <w:color w:val="CC0000"/>
+          <w:sz w:val="26"/>
+          <w:szCs w:val="26"/>
+        </w:rPr>
+        <w:t xml:space="preserve">The Cost of Waiting</w:t>
+      </w:r>
+    </w:p>
+    <w:p>
+      <w:pPr>
+        <w:spacing w:after="140" w:before="0" w:line="320"/>
+        <w:jc w:val="both"/>
+      </w:pPr>
+      <w:r>
+        <w:rPr>
+          <w:rFonts w:ascii="Open Sans" w:cs="Open Sans" w:eastAsia="Open Sans" w:hAnsi="Open Sans"/>
+          <w:b w:val="false"/>
+          <w:bCs w:val="false"/>
+          <w:i w:val="false"/>
+          <w:iCs w:val="false"/>
+          <w:color w:val="59595B"/>
+          <w:sz w:val="22"/>
+          <w:szCs w:val="22"/>
+        </w:rPr>
+        <w:t xml:space="preserve">AI-search visibility compounds, and it rewards whoever optimizes first. Every quarter the site stays unreadable to crawlers and the partner presence stays thin, the assistants learn to answer "infill builder in Southern California" with someone else — and that default, once set in the training and retrieval data, is harder and more expensive to dislodge than to claim now. The same is true of the supply side: the CEQA-reform window rewards the fastest mover on by-right infill, and that speed comes from the screening-and-drafting layer this report describes. No SoCal infill competitor has moved yet — that lane is open today, not indefinitely. The cost of waiting is not zero; it is a competitor becoming the default answer and the first to clear the new exemptions.</w:t>
+      </w:r>
+    </w:p>
+    <w:p>
+      <w:pPr>
         <w:pStyle w:val="Heading1"/>
         <w:keepNext/>
-        <w:spacing w:after="120" w:before="480" w:line="240"/>
+        <w:pageBreakBefore/>
+        <w:spacing w:after="120" w:before="0" w:line="240"/>
       </w:pPr>
       <w:r>
         <w:rPr>
@@ -10930,9 +11157,534 @@
     </w:tbl>
     <w:p>
       <w:pPr>
+        <w:spacing w:after="0" w:before="200"/>
+      </w:pPr>
+      <w:r>
+        <w:t xml:space="preserve"/>
+      </w:r>
+    </w:p>
+    <w:p>
+      <w:pPr>
+        <w:pStyle w:val="Heading2"/>
+        <w:keepNext/>
+        <w:keepLines/>
+        <w:spacing w:after="120" w:before="280"/>
+      </w:pPr>
+      <w:r>
+        <w:rPr>
+          <w:rFonts w:ascii="Open Sans" w:cs="Open Sans" w:eastAsia="Open Sans" w:hAnsi="Open Sans"/>
+          <w:b/>
+          <w:bCs/>
+          <w:color w:val="006DB6"/>
+          <w:sz w:val="26"/>
+          <w:szCs w:val="26"/>
+        </w:rPr>
+        <w:t xml:space="preserve">How We Keep AI Affordable — Seven Models, Routed by Task</w:t>
+      </w:r>
+    </w:p>
+    <w:p>
+      <w:pPr>
+        <w:spacing w:after="140" w:before="0" w:line="320"/>
+        <w:jc w:val="both"/>
+      </w:pPr>
+      <w:r>
+        <w:rPr>
+          <w:rFonts w:ascii="Open Sans" w:cs="Open Sans" w:eastAsia="Open Sans" w:hAnsi="Open Sans"/>
+          <w:b w:val="false"/>
+          <w:bCs w:val="false"/>
+          <w:i w:val="false"/>
+          <w:iCs w:val="false"/>
+          <w:color w:val="59595B"/>
+          <w:sz w:val="22"/>
+          <w:szCs w:val="22"/>
+        </w:rPr>
+        <w:t xml:space="preserve">A fair question about running AI across land intelligence, entitlement drafting, and buyer absorption: won’t the token bill be enormous? Not the way Technijian builds it. We do not wire every task to one expensive model — our platform routes across roughly seven models, spanning three AI vendors and three capability tiers, and sends each sub-task to the cheapest model that can do it well.</w:t>
+      </w:r>
+    </w:p>
+    <w:tbl>
+      <w:tblPr>
+        <w:tblW w:type="dxa" w:w="9360"/>
+        <w:tblBorders>
+          <w:top w:val="single" w:color="auto" w:sz="4"/>
+          <w:left w:val="single" w:color="auto" w:sz="4"/>
+          <w:bottom w:val="single" w:color="auto" w:sz="4"/>
+          <w:right w:val="single" w:color="auto" w:sz="4"/>
+          <w:insideH w:val="single" w:color="auto" w:sz="4"/>
+          <w:insideV w:val="single" w:color="auto" w:sz="4"/>
+        </w:tblBorders>
+      </w:tblPr>
+      <w:tblGrid>
+        <w:gridCol w:w="2448"/>
+        <w:gridCol w:w="4752"/>
+        <w:gridCol w:w="2160"/>
+      </w:tblGrid>
+      <w:tr>
+        <w:trPr>
+          <w:cantSplit/>
+          <w:tblHeader/>
+        </w:trPr>
+        <w:tc>
+          <w:tcPr>
+            <w:tcW w:type="dxa" w:w="2448"/>
+            <w:tcBorders>
+              <w:top w:val="single" w:color="E9ECEF" w:sz="4"/>
+              <w:left w:val="single" w:color="E9ECEF" w:sz="4"/>
+              <w:bottom w:val="single" w:color="E9ECEF" w:sz="4"/>
+              <w:right w:val="single" w:color="E9ECEF" w:sz="4"/>
+            </w:tcBorders>
+            <w:shd w:fill="1A1A2E" w:val="clear"/>
+            <w:tcMar>
+              <w:top w:type="dxa" w:w="120"/>
+              <w:left w:type="dxa" w:w="140"/>
+              <w:bottom w:type="dxa" w:w="120"/>
+              <w:right w:type="dxa" w:w="140"/>
+            </w:tcMar>
+            <w:vAlign w:val="center"/>
+          </w:tcPr>
+          <w:p>
+            <w:pPr>
+              <w:jc w:val="left"/>
+            </w:pPr>
+            <w:r>
+              <w:rPr>
+                <w:rFonts w:ascii="Open Sans" w:cs="Open Sans" w:eastAsia="Open Sans" w:hAnsi="Open Sans"/>
+                <w:b/>
+                <w:bCs/>
+                <w:color w:val="FFFFFF"/>
+                <w:sz w:val="20"/>
+                <w:szCs w:val="20"/>
+              </w:rPr>
+              <w:t xml:space="preserve">Tier</w:t>
+            </w:r>
+          </w:p>
+        </w:tc>
+        <w:tc>
+          <w:tcPr>
+            <w:tcW w:type="dxa" w:w="4752"/>
+            <w:tcBorders>
+              <w:top w:val="single" w:color="E9ECEF" w:sz="4"/>
+              <w:left w:val="single" w:color="E9ECEF" w:sz="4"/>
+              <w:bottom w:val="single" w:color="E9ECEF" w:sz="4"/>
+              <w:right w:val="single" w:color="E9ECEF" w:sz="4"/>
+            </w:tcBorders>
+            <w:shd w:fill="1A1A2E" w:val="clear"/>
+            <w:tcMar>
+              <w:top w:type="dxa" w:w="120"/>
+              <w:left w:type="dxa" w:w="140"/>
+              <w:bottom w:type="dxa" w:w="120"/>
+              <w:right w:type="dxa" w:w="140"/>
+            </w:tcMar>
+            <w:vAlign w:val="center"/>
+          </w:tcPr>
+          <w:p>
+            <w:pPr>
+              <w:jc w:val="left"/>
+            </w:pPr>
+            <w:r>
+              <w:rPr>
+                <w:rFonts w:ascii="Open Sans" w:cs="Open Sans" w:eastAsia="Open Sans" w:hAnsi="Open Sans"/>
+                <w:b/>
+                <w:bCs/>
+                <w:color w:val="FFFFFF"/>
+                <w:sz w:val="20"/>
+                <w:szCs w:val="20"/>
+              </w:rPr>
+              <w:t xml:space="preserve">What It Does</w:t>
+            </w:r>
+          </w:p>
+        </w:tc>
+        <w:tc>
+          <w:tcPr>
+            <w:tcW w:type="dxa" w:w="2160"/>
+            <w:tcBorders>
+              <w:top w:val="single" w:color="E9ECEF" w:sz="4"/>
+              <w:left w:val="single" w:color="E9ECEF" w:sz="4"/>
+              <w:bottom w:val="single" w:color="E9ECEF" w:sz="4"/>
+              <w:right w:val="single" w:color="E9ECEF" w:sz="4"/>
+            </w:tcBorders>
+            <w:shd w:fill="1A1A2E" w:val="clear"/>
+            <w:tcMar>
+              <w:top w:type="dxa" w:w="120"/>
+              <w:left w:type="dxa" w:w="140"/>
+              <w:bottom w:type="dxa" w:w="120"/>
+              <w:right w:type="dxa" w:w="140"/>
+            </w:tcMar>
+            <w:vAlign w:val="center"/>
+          </w:tcPr>
+          <w:p>
+            <w:pPr>
+              <w:jc w:val="center"/>
+            </w:pPr>
+            <w:r>
+              <w:rPr>
+                <w:rFonts w:ascii="Open Sans" w:cs="Open Sans" w:eastAsia="Open Sans" w:hAnsi="Open Sans"/>
+                <w:b/>
+                <w:bCs/>
+                <w:color w:val="FFFFFF"/>
+                <w:sz w:val="20"/>
+                <w:szCs w:val="20"/>
+              </w:rPr>
+              <w:t xml:space="preserve">Share of Work</w:t>
+            </w:r>
+          </w:p>
+        </w:tc>
+      </w:tr>
+      <w:tr>
+        <w:trPr>
+          <w:cantSplit/>
+        </w:trPr>
+        <w:tc>
+          <w:tcPr>
+            <w:tcW w:type="dxa" w:w="2448"/>
+            <w:tcBorders>
+              <w:top w:val="single" w:color="E9ECEF" w:sz="4"/>
+              <w:left w:val="single" w:color="E9ECEF" w:sz="4"/>
+              <w:bottom w:val="single" w:color="E9ECEF" w:sz="4"/>
+              <w:right w:val="single" w:color="E9ECEF" w:sz="4"/>
+            </w:tcBorders>
+            <w:shd w:fill="FFFFFF" w:val="clear"/>
+            <w:tcMar>
+              <w:top w:type="dxa" w:w="100"/>
+              <w:left w:type="dxa" w:w="140"/>
+              <w:bottom w:type="dxa" w:w="100"/>
+              <w:right w:type="dxa" w:w="140"/>
+            </w:tcMar>
+            <w:vAlign w:val="center"/>
+          </w:tcPr>
+          <w:p>
+            <w:pPr>
+              <w:jc w:val="left"/>
+            </w:pPr>
+            <w:r>
+              <w:rPr>
+                <w:rFonts w:ascii="Open Sans" w:cs="Open Sans" w:eastAsia="Open Sans" w:hAnsi="Open Sans"/>
+                <w:b/>
+                <w:bCs/>
+                <w:color w:val="59595B"/>
+                <w:sz w:val="20"/>
+                <w:szCs w:val="20"/>
+              </w:rPr>
+              <w:t xml:space="preserve">Frontier (premium)</w:t>
+            </w:r>
+          </w:p>
+        </w:tc>
+        <w:tc>
+          <w:tcPr>
+            <w:tcW w:type="dxa" w:w="4752"/>
+            <w:tcBorders>
+              <w:top w:val="single" w:color="E9ECEF" w:sz="4"/>
+              <w:left w:val="single" w:color="E9ECEF" w:sz="4"/>
+              <w:bottom w:val="single" w:color="E9ECEF" w:sz="4"/>
+              <w:right w:val="single" w:color="E9ECEF" w:sz="4"/>
+            </w:tcBorders>
+            <w:shd w:fill="FFFFFF" w:val="clear"/>
+            <w:tcMar>
+              <w:top w:type="dxa" w:w="100"/>
+              <w:left w:type="dxa" w:w="140"/>
+              <w:bottom w:type="dxa" w:w="100"/>
+              <w:right w:type="dxa" w:w="140"/>
+            </w:tcMar>
+            <w:vAlign w:val="center"/>
+          </w:tcPr>
+          <w:p>
+            <w:pPr>
+              <w:jc w:val="left"/>
+            </w:pPr>
+            <w:r>
+              <w:rPr>
+                <w:rFonts w:ascii="Open Sans" w:cs="Open Sans" w:eastAsia="Open Sans" w:hAnsi="Open Sans"/>
+                <w:b w:val="false"/>
+                <w:bCs w:val="false"/>
+                <w:color w:val="59595B"/>
+                <w:sz w:val="20"/>
+                <w:szCs w:val="20"/>
+              </w:rPr>
+              <w:t xml:space="preserve">The hardest judgment only — final brand-voice pass, the compliance-critical sections of an entitlement filing, deepest deal-feasibility reasoning</w:t>
+            </w:r>
+          </w:p>
+        </w:tc>
+        <w:tc>
+          <w:tcPr>
+            <w:tcW w:type="dxa" w:w="2160"/>
+            <w:tcBorders>
+              <w:top w:val="single" w:color="E9ECEF" w:sz="4"/>
+              <w:left w:val="single" w:color="E9ECEF" w:sz="4"/>
+              <w:bottom w:val="single" w:color="E9ECEF" w:sz="4"/>
+              <w:right w:val="single" w:color="E9ECEF" w:sz="4"/>
+            </w:tcBorders>
+            <w:shd w:fill="FFFFFF" w:val="clear"/>
+            <w:tcMar>
+              <w:top w:type="dxa" w:w="100"/>
+              <w:left w:type="dxa" w:w="140"/>
+              <w:bottom w:type="dxa" w:w="100"/>
+              <w:right w:type="dxa" w:w="140"/>
+            </w:tcMar>
+            <w:vAlign w:val="center"/>
+          </w:tcPr>
+          <w:p>
+            <w:pPr>
+              <w:jc w:val="center"/>
+            </w:pPr>
+            <w:r>
+              <w:rPr>
+                <w:rFonts w:ascii="Open Sans" w:cs="Open Sans" w:eastAsia="Open Sans" w:hAnsi="Open Sans"/>
+                <w:b/>
+                <w:bCs/>
+                <w:color w:val="006DB6"/>
+                <w:sz w:val="20"/>
+                <w:szCs w:val="20"/>
+              </w:rPr>
+              <w:t xml:space="preserve">~5–10%</w:t>
+            </w:r>
+          </w:p>
+        </w:tc>
+      </w:tr>
+      <w:tr>
+        <w:trPr>
+          <w:cantSplit/>
+        </w:trPr>
+        <w:tc>
+          <w:tcPr>
+            <w:tcW w:type="dxa" w:w="2448"/>
+            <w:tcBorders>
+              <w:top w:val="single" w:color="E9ECEF" w:sz="4"/>
+              <w:left w:val="single" w:color="E9ECEF" w:sz="4"/>
+              <w:bottom w:val="single" w:color="E9ECEF" w:sz="4"/>
+              <w:right w:val="single" w:color="E9ECEF" w:sz="4"/>
+            </w:tcBorders>
+            <w:shd w:fill="F8F9FA" w:val="clear"/>
+            <w:tcMar>
+              <w:top w:type="dxa" w:w="100"/>
+              <w:left w:type="dxa" w:w="140"/>
+              <w:bottom w:type="dxa" w:w="100"/>
+              <w:right w:type="dxa" w:w="140"/>
+            </w:tcMar>
+            <w:vAlign w:val="center"/>
+          </w:tcPr>
+          <w:p>
+            <w:pPr>
+              <w:jc w:val="left"/>
+            </w:pPr>
+            <w:r>
+              <w:rPr>
+                <w:rFonts w:ascii="Open Sans" w:cs="Open Sans" w:eastAsia="Open Sans" w:hAnsi="Open Sans"/>
+                <w:b/>
+                <w:bCs/>
+                <w:color w:val="59595B"/>
+                <w:sz w:val="20"/>
+                <w:szCs w:val="20"/>
+              </w:rPr>
+              <w:t xml:space="preserve">Workhorse (balanced)</w:t>
+            </w:r>
+          </w:p>
+        </w:tc>
+        <w:tc>
+          <w:tcPr>
+            <w:tcW w:type="dxa" w:w="4752"/>
+            <w:tcBorders>
+              <w:top w:val="single" w:color="E9ECEF" w:sz="4"/>
+              <w:left w:val="single" w:color="E9ECEF" w:sz="4"/>
+              <w:bottom w:val="single" w:color="E9ECEF" w:sz="4"/>
+              <w:right w:val="single" w:color="E9ECEF" w:sz="4"/>
+            </w:tcBorders>
+            <w:shd w:fill="F8F9FA" w:val="clear"/>
+            <w:tcMar>
+              <w:top w:type="dxa" w:w="100"/>
+              <w:left w:type="dxa" w:w="140"/>
+              <w:bottom w:type="dxa" w:w="100"/>
+              <w:right w:type="dxa" w:w="140"/>
+            </w:tcMar>
+            <w:vAlign w:val="center"/>
+          </w:tcPr>
+          <w:p>
+            <w:pPr>
+              <w:jc w:val="left"/>
+            </w:pPr>
+            <w:r>
+              <w:rPr>
+                <w:rFonts w:ascii="Open Sans" w:cs="Open Sans" w:eastAsia="Open Sans" w:hAnsi="Open Sans"/>
+                <w:b w:val="false"/>
+                <w:bCs w:val="false"/>
+                <w:color w:val="59595B"/>
+                <w:sz w:val="20"/>
+                <w:szCs w:val="20"/>
+              </w:rPr>
+              <w:t xml:space="preserve">The bulk of drafting and reasoning — staff reports and community-meeting materials, parcel scoring, outreach personalization, summarization</w:t>
+            </w:r>
+          </w:p>
+        </w:tc>
+        <w:tc>
+          <w:tcPr>
+            <w:tcW w:type="dxa" w:w="2160"/>
+            <w:tcBorders>
+              <w:top w:val="single" w:color="E9ECEF" w:sz="4"/>
+              <w:left w:val="single" w:color="E9ECEF" w:sz="4"/>
+              <w:bottom w:val="single" w:color="E9ECEF" w:sz="4"/>
+              <w:right w:val="single" w:color="E9ECEF" w:sz="4"/>
+            </w:tcBorders>
+            <w:shd w:fill="F8F9FA" w:val="clear"/>
+            <w:tcMar>
+              <w:top w:type="dxa" w:w="100"/>
+              <w:left w:type="dxa" w:w="140"/>
+              <w:bottom w:type="dxa" w:w="100"/>
+              <w:right w:type="dxa" w:w="140"/>
+            </w:tcMar>
+            <w:vAlign w:val="center"/>
+          </w:tcPr>
+          <w:p>
+            <w:pPr>
+              <w:jc w:val="center"/>
+            </w:pPr>
+            <w:r>
+              <w:rPr>
+                <w:rFonts w:ascii="Open Sans" w:cs="Open Sans" w:eastAsia="Open Sans" w:hAnsi="Open Sans"/>
+                <w:b w:val="false"/>
+                <w:bCs w:val="false"/>
+                <w:color w:val="1EAAC8"/>
+                <w:sz w:val="20"/>
+                <w:szCs w:val="20"/>
+              </w:rPr>
+              <w:t xml:space="preserve">~30–40%</w:t>
+            </w:r>
+          </w:p>
+        </w:tc>
+      </w:tr>
+      <w:tr>
+        <w:trPr>
+          <w:cantSplit/>
+        </w:trPr>
+        <w:tc>
+          <w:tcPr>
+            <w:tcW w:type="dxa" w:w="2448"/>
+            <w:tcBorders>
+              <w:top w:val="single" w:color="E9ECEF" w:sz="4"/>
+              <w:left w:val="single" w:color="E9ECEF" w:sz="4"/>
+              <w:bottom w:val="single" w:color="E9ECEF" w:sz="4"/>
+              <w:right w:val="single" w:color="E9ECEF" w:sz="4"/>
+            </w:tcBorders>
+            <w:shd w:fill="FFFFFF" w:val="clear"/>
+            <w:tcMar>
+              <w:top w:type="dxa" w:w="100"/>
+              <w:left w:type="dxa" w:w="140"/>
+              <w:bottom w:type="dxa" w:w="100"/>
+              <w:right w:type="dxa" w:w="140"/>
+            </w:tcMar>
+            <w:vAlign w:val="center"/>
+          </w:tcPr>
+          <w:p>
+            <w:pPr>
+              <w:jc w:val="left"/>
+            </w:pPr>
+            <w:r>
+              <w:rPr>
+                <w:rFonts w:ascii="Open Sans" w:cs="Open Sans" w:eastAsia="Open Sans" w:hAnsi="Open Sans"/>
+                <w:b/>
+                <w:bCs/>
+                <w:color w:val="59595B"/>
+                <w:sz w:val="20"/>
+                <w:szCs w:val="20"/>
+              </w:rPr>
+              <w:t xml:space="preserve">Lightweight (low-cost)</w:t>
+            </w:r>
+          </w:p>
+        </w:tc>
+        <w:tc>
+          <w:tcPr>
+            <w:tcW w:type="dxa" w:w="4752"/>
+            <w:tcBorders>
+              <w:top w:val="single" w:color="E9ECEF" w:sz="4"/>
+              <w:left w:val="single" w:color="E9ECEF" w:sz="4"/>
+              <w:bottom w:val="single" w:color="E9ECEF" w:sz="4"/>
+              <w:right w:val="single" w:color="E9ECEF" w:sz="4"/>
+            </w:tcBorders>
+            <w:shd w:fill="FFFFFF" w:val="clear"/>
+            <w:tcMar>
+              <w:top w:type="dxa" w:w="100"/>
+              <w:left w:type="dxa" w:w="140"/>
+              <w:bottom w:type="dxa" w:w="100"/>
+              <w:right w:type="dxa" w:w="140"/>
+            </w:tcMar>
+            <w:vAlign w:val="center"/>
+          </w:tcPr>
+          <w:p>
+            <w:pPr>
+              <w:jc w:val="left"/>
+            </w:pPr>
+            <w:r>
+              <w:rPr>
+                <w:rFonts w:ascii="Open Sans" w:cs="Open Sans" w:eastAsia="Open Sans" w:hAnsi="Open Sans"/>
+                <w:b w:val="false"/>
+                <w:bCs w:val="false"/>
+                <w:color w:val="59595B"/>
+                <w:sz w:val="20"/>
+                <w:szCs w:val="20"/>
+              </w:rPr>
+              <w:t xml:space="preserve">High-volume mechanical work — classifying and extracting from thousands of parcels, enriching owner and permit records, tagging by-right eligibility</w:t>
+            </w:r>
+          </w:p>
+        </w:tc>
+        <w:tc>
+          <w:tcPr>
+            <w:tcW w:type="dxa" w:w="2160"/>
+            <w:tcBorders>
+              <w:top w:val="single" w:color="E9ECEF" w:sz="4"/>
+              <w:left w:val="single" w:color="E9ECEF" w:sz="4"/>
+              <w:bottom w:val="single" w:color="E9ECEF" w:sz="4"/>
+              <w:right w:val="single" w:color="E9ECEF" w:sz="4"/>
+            </w:tcBorders>
+            <w:shd w:fill="FFFFFF" w:val="clear"/>
+            <w:tcMar>
+              <w:top w:type="dxa" w:w="100"/>
+              <w:left w:type="dxa" w:w="140"/>
+              <w:bottom w:type="dxa" w:w="100"/>
+              <w:right w:type="dxa" w:w="140"/>
+            </w:tcMar>
+            <w:vAlign w:val="center"/>
+          </w:tcPr>
+          <w:p>
+            <w:pPr>
+              <w:jc w:val="center"/>
+            </w:pPr>
+            <w:r>
+              <w:rPr>
+                <w:rFonts w:ascii="Open Sans" w:cs="Open Sans" w:eastAsia="Open Sans" w:hAnsi="Open Sans"/>
+                <w:b w:val="false"/>
+                <w:bCs w:val="false"/>
+                <w:color w:val="59595B"/>
+                <w:sz w:val="20"/>
+                <w:szCs w:val="20"/>
+              </w:rPr>
+              <w:t xml:space="preserve">~50–60%</w:t>
+            </w:r>
+          </w:p>
+        </w:tc>
+      </w:tr>
+    </w:tbl>
+    <w:p>
+      <w:pPr>
+        <w:spacing w:after="140" w:before="80" w:line="320"/>
+        <w:jc w:val="both"/>
+      </w:pPr>
+      <w:r>
+        <w:rPr>
+          <w:rFonts w:ascii="Open Sans" w:cs="Open Sans" w:eastAsia="Open Sans" w:hAnsi="Open Sans"/>
+          <w:b w:val="false"/>
+          <w:bCs w:val="false"/>
+          <w:i w:val="false"/>
+          <w:iCs w:val="false"/>
+          <w:color w:val="59595B"/>
+          <w:sz w:val="22"/>
+          <w:szCs w:val="22"/>
+        </w:rPr>
+        <w:t xml:space="preserve">The result: Brandywine pays premium-model prices only for the small slice of work that warrants them — typically a 60–80% lower run cost than routing everything to one top-tier model, with no quality loss where it counts. A single CEQA filing, for example, is drafted by a low-cost model, tightened and fact-checked by a mid model, and given a final accuracy-and-compliance pass by a frontier model — instead of one premium model doing all three at roughly triple the cost. Where the stakes are highest, like a land-feasibility commit, the LLM-council pattern above puts three models on the same decision. This is the kind of AI engineering depth a partner brings that wiring everything to one chatbot does not.</w:t>
+      </w:r>
+    </w:p>
+    <w:p>
+      <w:pPr>
         <w:pStyle w:val="Heading1"/>
         <w:keepNext/>
-        <w:spacing w:after="120" w:before="480" w:line="240"/>
+        <w:pageBreakBefore/>
+        <w:spacing w:after="120" w:before="0" w:line="240"/>
       </w:pPr>
       <w:r>
         <w:rPr>
@@ -10941,7 +11693,7 @@
           <w:sz w:val="2"/>
           <w:szCs w:val="2"/>
         </w:rPr>
-        <w:t xml:space="preserve">10  How AI Grows Brandywine</w:t>
+        <w:t xml:space="preserve">10  Understanding AI — A Field Guide for Brandywine Homes Leadership</w:t>
       </w:r>
     </w:p>
     <w:tbl>
@@ -11005,7 +11757,2087 @@
                 <w:sz w:val="34"/>
                 <w:szCs w:val="34"/>
               </w:rPr>
-              <w:t xml:space="preserve">10  How AI Grows Brandywine</w:t>
+              <w:t xml:space="preserve">10  Understanding AI — A Field Guide for Brandywine Homes Leadership</w:t>
+            </w:r>
+          </w:p>
+        </w:tc>
+      </w:tr>
+    </w:tbl>
+    <w:p>
+      <w:pPr>
+        <w:spacing w:after="0" w:before="140"/>
+      </w:pPr>
+      <w:r>
+        <w:t xml:space="preserve"/>
+      </w:r>
+    </w:p>
+    <w:p>
+      <w:pPr>
+        <w:spacing w:after="140" w:before="0" w:line="320"/>
+        <w:jc w:val="both"/>
+      </w:pPr>
+      <w:r>
+        <w:rPr>
+          <w:rFonts w:ascii="Open Sans" w:cs="Open Sans" w:eastAsia="Open Sans" w:hAnsi="Open Sans"/>
+          <w:b w:val="false"/>
+          <w:bCs w:val="false"/>
+          <w:i w:val="false"/>
+          <w:iCs w:val="false"/>
+          <w:color w:val="59595B"/>
+          <w:sz w:val="22"/>
+          <w:szCs w:val="22"/>
+        </w:rPr>
+        <w:t xml:space="preserve">This section exists to make the rest of this report easy to evaluate. No jargon, no hype — just what AI is, where Brandywine sits today, how to adopt it without risk, and what comparable organizations are already doing. The goal is that Brett Whitehead, Alex Hernandez, and the Brandywine team can judge every recommendation that follows on its merits.</w:t>
+      </w:r>
+    </w:p>
+    <w:p>
+      <w:pPr>
+        <w:spacing w:after="0" w:before="140"/>
+      </w:pPr>
+      <w:r>
+        <w:t xml:space="preserve"/>
+      </w:r>
+    </w:p>
+    <w:p>
+      <w:pPr>
+        <w:pStyle w:val="Heading2"/>
+        <w:keepNext/>
+        <w:keepLines/>
+        <w:spacing w:after="120" w:before="280"/>
+      </w:pPr>
+      <w:r>
+        <w:rPr>
+          <w:rFonts w:ascii="Open Sans" w:cs="Open Sans" w:eastAsia="Open Sans" w:hAnsi="Open Sans"/>
+          <w:b/>
+          <w:bCs/>
+          <w:color w:val="006DB6"/>
+          <w:sz w:val="26"/>
+          <w:szCs w:val="26"/>
+        </w:rPr>
+        <w:t xml:space="preserve">What AI Actually Is — and Isn’t</w:t>
+      </w:r>
+    </w:p>
+    <w:p>
+      <w:pPr>
+        <w:spacing w:after="140" w:before="0" w:line="320"/>
+        <w:jc w:val="both"/>
+      </w:pPr>
+      <w:r>
+        <w:rPr>
+          <w:rFonts w:ascii="Open Sans" w:cs="Open Sans" w:eastAsia="Open Sans" w:hAnsi="Open Sans"/>
+          <w:b w:val="false"/>
+          <w:bCs w:val="false"/>
+          <w:i w:val="false"/>
+          <w:iCs w:val="false"/>
+          <w:color w:val="59595B"/>
+          <w:sz w:val="22"/>
+          <w:szCs w:val="22"/>
+        </w:rPr>
+        <w:t xml:space="preserve">As MIT Sloan puts it, a leader needs to know what AI can and cannot do — not how to build it. In practice, the only distinction that matters for planning is this:</w:t>
+      </w:r>
+    </w:p>
+    <w:p>
+      <w:pPr>
+        <w:pStyle w:val="ListParagraph"/>
+        <w:numPr>
+          <w:ilvl w:val="0"/>
+          <w:numId w:val="2"/>
+        </w:numPr>
+        <w:spacing w:after="80" w:before="40" w:line="300"/>
+      </w:pPr>
+      <w:r>
+        <w:rPr>
+          <w:rFonts w:ascii="Open Sans" w:cs="Open Sans" w:eastAsia="Open Sans" w:hAnsi="Open Sans"/>
+          <w:color w:val="59595B"/>
+          <w:sz w:val="22"/>
+          <w:szCs w:val="22"/>
+        </w:rPr>
+        <w:t xml:space="preserve">Automation (workflows): the AI follows a path you define — predictable and low-risk. For example, "draft the CEQA exemption checklist from this parcel’s zoning and APN data." This is where almost all near-term value lives.</w:t>
+      </w:r>
+    </w:p>
+    <w:p>
+      <w:pPr>
+        <w:pStyle w:val="ListParagraph"/>
+        <w:numPr>
+          <w:ilvl w:val="0"/>
+          <w:numId w:val="2"/>
+        </w:numPr>
+        <w:spacing w:after="80" w:before="40" w:line="300"/>
+      </w:pPr>
+      <w:r>
+        <w:rPr>
+          <w:rFonts w:ascii="Open Sans" w:cs="Open Sans" w:eastAsia="Open Sans" w:hAnsi="Open Sans"/>
+          <w:color w:val="59595B"/>
+          <w:sz w:val="22"/>
+          <w:szCs w:val="22"/>
+        </w:rPr>
+        <w:t xml:space="preserve">Agents: the AI decides the steps itself — more flexible, and it needs human oversight. For example, "watch Southern California parcels and flag new off-market infill sites worth underwriting." This comes later, where it earns its place.</w:t>
+      </w:r>
+    </w:p>
+    <w:p>
+      <w:pPr>
+        <w:spacing w:after="140" w:before="0" w:line="320"/>
+        <w:jc w:val="both"/>
+      </w:pPr>
+      <w:r>
+        <w:rPr>
+          <w:rFonts w:ascii="Open Sans" w:cs="Open Sans" w:eastAsia="Open Sans" w:hAnsi="Open Sans"/>
+          <w:b w:val="false"/>
+          <w:bCs w:val="false"/>
+          <w:i w:val="false"/>
+          <w:iCs w:val="false"/>
+          <w:color w:val="59595B"/>
+          <w:sz w:val="22"/>
+          <w:szCs w:val="22"/>
+        </w:rPr>
+        <w:t xml:space="preserve">The operating principle (Anthropic’s guidance on building AI systems) is to use the simplest thing that works. Brandywine starts with simple automations that pay off in the first 90 days, and adds autonomous agents only where the value is proven — which is exactly how the roadmap in this report is sequenced.</w:t>
+      </w:r>
+    </w:p>
+    <w:p>
+      <w:pPr>
+        <w:spacing w:after="0" w:before="140"/>
+      </w:pPr>
+      <w:r>
+        <w:t xml:space="preserve"/>
+      </w:r>
+    </w:p>
+    <w:p>
+      <w:pPr>
+        <w:pStyle w:val="Heading2"/>
+        <w:keepNext/>
+        <w:keepLines/>
+        <w:spacing w:after="120" w:before="280"/>
+      </w:pPr>
+      <w:r>
+        <w:rPr>
+          <w:rFonts w:ascii="Open Sans" w:cs="Open Sans" w:eastAsia="Open Sans" w:hAnsi="Open Sans"/>
+          <w:b/>
+          <w:bCs/>
+          <w:color w:val="006DB6"/>
+          <w:sz w:val="26"/>
+          <w:szCs w:val="26"/>
+        </w:rPr>
+        <w:t xml:space="preserve">Where Brandywine Sits Today — The AI Maturity Ladder</w:t>
+      </w:r>
+    </w:p>
+    <w:p>
+      <w:pPr>
+        <w:spacing w:after="140" w:before="0" w:line="320"/>
+        <w:jc w:val="both"/>
+      </w:pPr>
+      <w:r>
+        <w:rPr>
+          <w:rFonts w:ascii="Open Sans" w:cs="Open Sans" w:eastAsia="Open Sans" w:hAnsi="Open Sans"/>
+          <w:b w:val="false"/>
+          <w:bCs w:val="false"/>
+          <w:i w:val="false"/>
+          <w:iCs w:val="false"/>
+          <w:color w:val="59595B"/>
+          <w:sz w:val="22"/>
+          <w:szCs w:val="22"/>
+        </w:rPr>
+        <w:t xml:space="preserve">Most established, well-run companies — including Brandywine — sit at the first or second rung of a widely-used five-stage AI maturity model (consistent with the Gartner and Google Cloud frameworks). The leaders in any field are only one or two rungs higher, and the gap closes in months, not years.</w:t>
+      </w:r>
+    </w:p>
+    <w:p>
+      <w:pPr>
+        <w:spacing w:after="0" w:before="80"/>
+      </w:pPr>
+      <w:r>
+        <w:t xml:space="preserve"/>
+      </w:r>
+    </w:p>
+    <w:tbl>
+      <w:tblPr>
+        <w:tblW w:type="dxa" w:w="9360"/>
+        <w:tblBorders>
+          <w:top w:val="single" w:color="auto" w:sz="4"/>
+          <w:left w:val="single" w:color="auto" w:sz="4"/>
+          <w:bottom w:val="single" w:color="auto" w:sz="4"/>
+          <w:right w:val="single" w:color="auto" w:sz="4"/>
+          <w:insideH w:val="single" w:color="auto" w:sz="4"/>
+          <w:insideV w:val="single" w:color="auto" w:sz="4"/>
+        </w:tblBorders>
+      </w:tblPr>
+      <w:tblGrid>
+        <w:gridCol w:w="2139"/>
+        <w:gridCol w:w="5348"/>
+        <w:gridCol w:w="1873"/>
+      </w:tblGrid>
+      <w:tr>
+        <w:trPr>
+          <w:cantSplit/>
+          <w:tblHeader/>
+        </w:trPr>
+        <w:tc>
+          <w:tcPr>
+            <w:tcW w:type="dxa" w:w="2139"/>
+            <w:tcBorders>
+              <w:top w:val="single" w:color="E9ECEF" w:sz="4"/>
+              <w:left w:val="single" w:color="E9ECEF" w:sz="4"/>
+              <w:bottom w:val="single" w:color="E9ECEF" w:sz="4"/>
+              <w:right w:val="single" w:color="E9ECEF" w:sz="4"/>
+            </w:tcBorders>
+            <w:shd w:fill="006DB6" w:val="clear"/>
+            <w:tcMar>
+              <w:top w:type="dxa" w:w="120"/>
+              <w:left w:type="dxa" w:w="140"/>
+              <w:bottom w:type="dxa" w:w="120"/>
+              <w:right w:type="dxa" w:w="140"/>
+            </w:tcMar>
+            <w:vAlign w:val="center"/>
+          </w:tcPr>
+          <w:p>
+            <w:pPr>
+              <w:jc w:val="left"/>
+            </w:pPr>
+            <w:r>
+              <w:rPr>
+                <w:rFonts w:ascii="Open Sans" w:cs="Open Sans" w:eastAsia="Open Sans" w:hAnsi="Open Sans"/>
+                <w:b/>
+                <w:bCs/>
+                <w:color w:val="FFFFFF"/>
+                <w:sz w:val="20"/>
+                <w:szCs w:val="20"/>
+              </w:rPr>
+              <w:t xml:space="preserve">Stage</w:t>
+            </w:r>
+          </w:p>
+        </w:tc>
+        <w:tc>
+          <w:tcPr>
+            <w:tcW w:type="dxa" w:w="5348"/>
+            <w:tcBorders>
+              <w:top w:val="single" w:color="E9ECEF" w:sz="4"/>
+              <w:left w:val="single" w:color="E9ECEF" w:sz="4"/>
+              <w:bottom w:val="single" w:color="E9ECEF" w:sz="4"/>
+              <w:right w:val="single" w:color="E9ECEF" w:sz="4"/>
+            </w:tcBorders>
+            <w:shd w:fill="006DB6" w:val="clear"/>
+            <w:tcMar>
+              <w:top w:type="dxa" w:w="120"/>
+              <w:left w:type="dxa" w:w="140"/>
+              <w:bottom w:type="dxa" w:w="120"/>
+              <w:right w:type="dxa" w:w="140"/>
+            </w:tcMar>
+            <w:vAlign w:val="center"/>
+          </w:tcPr>
+          <w:p>
+            <w:pPr>
+              <w:jc w:val="left"/>
+            </w:pPr>
+            <w:r>
+              <w:rPr>
+                <w:rFonts w:ascii="Open Sans" w:cs="Open Sans" w:eastAsia="Open Sans" w:hAnsi="Open Sans"/>
+                <w:b/>
+                <w:bCs/>
+                <w:color w:val="FFFFFF"/>
+                <w:sz w:val="20"/>
+                <w:szCs w:val="20"/>
+              </w:rPr>
+              <w:t xml:space="preserve">What It Looks Like</w:t>
+            </w:r>
+          </w:p>
+        </w:tc>
+        <w:tc>
+          <w:tcPr>
+            <w:tcW w:type="dxa" w:w="1873"/>
+            <w:tcBorders>
+              <w:top w:val="single" w:color="E9ECEF" w:sz="4"/>
+              <w:left w:val="single" w:color="E9ECEF" w:sz="4"/>
+              <w:bottom w:val="single" w:color="E9ECEF" w:sz="4"/>
+              <w:right w:val="single" w:color="E9ECEF" w:sz="4"/>
+            </w:tcBorders>
+            <w:shd w:fill="006DB6" w:val="clear"/>
+            <w:tcMar>
+              <w:top w:type="dxa" w:w="120"/>
+              <w:left w:type="dxa" w:w="140"/>
+              <w:bottom w:type="dxa" w:w="120"/>
+              <w:right w:type="dxa" w:w="140"/>
+            </w:tcMar>
+            <w:vAlign w:val="center"/>
+          </w:tcPr>
+          <w:p>
+            <w:pPr>
+              <w:jc w:val="center"/>
+            </w:pPr>
+            <w:r>
+              <w:rPr>
+                <w:rFonts w:ascii="Open Sans" w:cs="Open Sans" w:eastAsia="Open Sans" w:hAnsi="Open Sans"/>
+                <w:b/>
+                <w:bCs/>
+                <w:color w:val="FFFFFF"/>
+                <w:sz w:val="20"/>
+                <w:szCs w:val="20"/>
+              </w:rPr>
+              <w:t xml:space="preserve">Brandywine Today</w:t>
+            </w:r>
+          </w:p>
+        </w:tc>
+      </w:tr>
+      <w:tr>
+        <w:trPr>
+          <w:cantSplit/>
+        </w:trPr>
+        <w:tc>
+          <w:tcPr>
+            <w:tcW w:type="dxa" w:w="2139"/>
+            <w:tcBorders>
+              <w:top w:val="single" w:color="E9ECEF" w:sz="4"/>
+              <w:left w:val="single" w:color="E9ECEF" w:sz="4"/>
+              <w:bottom w:val="single" w:color="E9ECEF" w:sz="4"/>
+              <w:right w:val="single" w:color="E9ECEF" w:sz="4"/>
+            </w:tcBorders>
+            <w:shd w:fill="FFFFFF" w:val="clear"/>
+            <w:tcMar>
+              <w:top w:type="dxa" w:w="100"/>
+              <w:left w:type="dxa" w:w="140"/>
+              <w:bottom w:type="dxa" w:w="100"/>
+              <w:right w:type="dxa" w:w="140"/>
+            </w:tcMar>
+            <w:vAlign w:val="center"/>
+          </w:tcPr>
+          <w:p>
+            <w:pPr>
+              <w:jc w:val="left"/>
+            </w:pPr>
+            <w:r>
+              <w:rPr>
+                <w:rFonts w:ascii="Open Sans" w:cs="Open Sans" w:eastAsia="Open Sans" w:hAnsi="Open Sans"/>
+                <w:b w:val="false"/>
+                <w:bCs w:val="false"/>
+                <w:color w:val="59595B"/>
+                <w:sz w:val="20"/>
+                <w:szCs w:val="20"/>
+              </w:rPr>
+              <w:t xml:space="preserve">1. Foundational</w:t>
+            </w:r>
+          </w:p>
+        </w:tc>
+        <w:tc>
+          <w:tcPr>
+            <w:tcW w:type="dxa" w:w="5348"/>
+            <w:tcBorders>
+              <w:top w:val="single" w:color="E9ECEF" w:sz="4"/>
+              <w:left w:val="single" w:color="E9ECEF" w:sz="4"/>
+              <w:bottom w:val="single" w:color="E9ECEF" w:sz="4"/>
+              <w:right w:val="single" w:color="E9ECEF" w:sz="4"/>
+            </w:tcBorders>
+            <w:shd w:fill="FFFFFF" w:val="clear"/>
+            <w:tcMar>
+              <w:top w:type="dxa" w:w="100"/>
+              <w:left w:type="dxa" w:w="140"/>
+              <w:bottom w:type="dxa" w:w="100"/>
+              <w:right w:type="dxa" w:w="140"/>
+            </w:tcMar>
+            <w:vAlign w:val="center"/>
+          </w:tcPr>
+          <w:p>
+            <w:pPr>
+              <w:jc w:val="left"/>
+            </w:pPr>
+            <w:r>
+              <w:rPr>
+                <w:rFonts w:ascii="Open Sans" w:cs="Open Sans" w:eastAsia="Open Sans" w:hAnsi="Open Sans"/>
+                <w:b w:val="false"/>
+                <w:bCs w:val="false"/>
+                <w:color w:val="59595B"/>
+                <w:sz w:val="20"/>
+                <w:szCs w:val="20"/>
+              </w:rPr>
+              <w:t xml:space="preserve">Little or no AI; manual, people-dependent processes</w:t>
+            </w:r>
+          </w:p>
+        </w:tc>
+        <w:tc>
+          <w:tcPr>
+            <w:tcW w:type="dxa" w:w="1873"/>
+            <w:tcBorders>
+              <w:top w:val="single" w:color="E9ECEF" w:sz="4"/>
+              <w:left w:val="single" w:color="E9ECEF" w:sz="4"/>
+              <w:bottom w:val="single" w:color="E9ECEF" w:sz="4"/>
+              <w:right w:val="single" w:color="E9ECEF" w:sz="4"/>
+            </w:tcBorders>
+            <w:shd w:fill="FFFFFF" w:val="clear"/>
+            <w:tcMar>
+              <w:top w:type="dxa" w:w="100"/>
+              <w:left w:type="dxa" w:w="140"/>
+              <w:bottom w:type="dxa" w:w="100"/>
+              <w:right w:type="dxa" w:w="140"/>
+            </w:tcMar>
+            <w:vAlign w:val="center"/>
+          </w:tcPr>
+          <w:p>
+            <w:pPr>
+              <w:jc w:val="center"/>
+            </w:pPr>
+            <w:r>
+              <w:rPr>
+                <w:rFonts w:ascii="Open Sans" w:cs="Open Sans" w:eastAsia="Open Sans" w:hAnsi="Open Sans"/>
+                <w:b w:val="false"/>
+                <w:bCs w:val="false"/>
+                <w:color w:val="006DB6"/>
+                <w:sz w:val="20"/>
+                <w:szCs w:val="20"/>
+              </w:rPr>
+              <w:t xml:space="preserve"/>
+            </w:r>
+          </w:p>
+        </w:tc>
+      </w:tr>
+      <w:tr>
+        <w:trPr>
+          <w:cantSplit/>
+        </w:trPr>
+        <w:tc>
+          <w:tcPr>
+            <w:tcW w:type="dxa" w:w="2139"/>
+            <w:tcBorders>
+              <w:top w:val="single" w:color="E9ECEF" w:sz="4"/>
+              <w:left w:val="single" w:color="E9ECEF" w:sz="4"/>
+              <w:bottom w:val="single" w:color="E9ECEF" w:sz="4"/>
+              <w:right w:val="single" w:color="E9ECEF" w:sz="4"/>
+            </w:tcBorders>
+            <w:shd w:fill="F8F9FA" w:val="clear"/>
+            <w:tcMar>
+              <w:top w:type="dxa" w:w="100"/>
+              <w:left w:type="dxa" w:w="140"/>
+              <w:bottom w:type="dxa" w:w="100"/>
+              <w:right w:type="dxa" w:w="140"/>
+            </w:tcMar>
+            <w:vAlign w:val="center"/>
+          </w:tcPr>
+          <w:p>
+            <w:pPr>
+              <w:jc w:val="left"/>
+            </w:pPr>
+            <w:r>
+              <w:rPr>
+                <w:rFonts w:ascii="Open Sans" w:cs="Open Sans" w:eastAsia="Open Sans" w:hAnsi="Open Sans"/>
+                <w:b/>
+                <w:bCs/>
+                <w:color w:val="59595B"/>
+                <w:sz w:val="20"/>
+                <w:szCs w:val="20"/>
+              </w:rPr>
+              <w:t xml:space="preserve">2. Emerging</w:t>
+            </w:r>
+          </w:p>
+        </w:tc>
+        <w:tc>
+          <w:tcPr>
+            <w:tcW w:type="dxa" w:w="5348"/>
+            <w:tcBorders>
+              <w:top w:val="single" w:color="E9ECEF" w:sz="4"/>
+              <w:left w:val="single" w:color="E9ECEF" w:sz="4"/>
+              <w:bottom w:val="single" w:color="E9ECEF" w:sz="4"/>
+              <w:right w:val="single" w:color="E9ECEF" w:sz="4"/>
+            </w:tcBorders>
+            <w:shd w:fill="F8F9FA" w:val="clear"/>
+            <w:tcMar>
+              <w:top w:type="dxa" w:w="100"/>
+              <w:left w:type="dxa" w:w="140"/>
+              <w:bottom w:type="dxa" w:w="100"/>
+              <w:right w:type="dxa" w:w="140"/>
+            </w:tcMar>
+            <w:vAlign w:val="center"/>
+          </w:tcPr>
+          <w:p>
+            <w:pPr>
+              <w:jc w:val="left"/>
+            </w:pPr>
+            <w:r>
+              <w:rPr>
+                <w:rFonts w:ascii="Open Sans" w:cs="Open Sans" w:eastAsia="Open Sans" w:hAnsi="Open Sans"/>
+                <w:b/>
+                <w:bCs/>
+                <w:color w:val="59595B"/>
+                <w:sz w:val="20"/>
+                <w:szCs w:val="20"/>
+              </w:rPr>
+              <w:t xml:space="preserve">Already courting AI search (the site tracks ChatGPT-referral traffic) and running modern web tooling, but AI is not yet woven into land, entitlements, or absorption</w:t>
+            </w:r>
+          </w:p>
+        </w:tc>
+        <w:tc>
+          <w:tcPr>
+            <w:tcW w:type="dxa" w:w="1873"/>
+            <w:tcBorders>
+              <w:top w:val="single" w:color="E9ECEF" w:sz="4"/>
+              <w:left w:val="single" w:color="E9ECEF" w:sz="4"/>
+              <w:bottom w:val="single" w:color="E9ECEF" w:sz="4"/>
+              <w:right w:val="single" w:color="E9ECEF" w:sz="4"/>
+            </w:tcBorders>
+            <w:shd w:fill="F8F9FA" w:val="clear"/>
+            <w:tcMar>
+              <w:top w:type="dxa" w:w="100"/>
+              <w:left w:type="dxa" w:w="140"/>
+              <w:bottom w:type="dxa" w:w="100"/>
+              <w:right w:type="dxa" w:w="140"/>
+            </w:tcMar>
+            <w:vAlign w:val="center"/>
+          </w:tcPr>
+          <w:p>
+            <w:pPr>
+              <w:jc w:val="center"/>
+            </w:pPr>
+            <w:r>
+              <w:rPr>
+                <w:rFonts w:ascii="Open Sans" w:cs="Open Sans" w:eastAsia="Open Sans" w:hAnsi="Open Sans"/>
+                <w:b/>
+                <w:bCs/>
+                <w:color w:val="F67D4B"/>
+                <w:sz w:val="20"/>
+                <w:szCs w:val="20"/>
+              </w:rPr>
+              <w:t xml:space="preserve">◀ You are here</w:t>
+            </w:r>
+          </w:p>
+        </w:tc>
+      </w:tr>
+      <w:tr>
+        <w:trPr>
+          <w:cantSplit/>
+        </w:trPr>
+        <w:tc>
+          <w:tcPr>
+            <w:tcW w:type="dxa" w:w="2139"/>
+            <w:tcBorders>
+              <w:top w:val="single" w:color="E9ECEF" w:sz="4"/>
+              <w:left w:val="single" w:color="E9ECEF" w:sz="4"/>
+              <w:bottom w:val="single" w:color="E9ECEF" w:sz="4"/>
+              <w:right w:val="single" w:color="E9ECEF" w:sz="4"/>
+            </w:tcBorders>
+            <w:shd w:fill="FFFFFF" w:val="clear"/>
+            <w:tcMar>
+              <w:top w:type="dxa" w:w="100"/>
+              <w:left w:type="dxa" w:w="140"/>
+              <w:bottom w:type="dxa" w:w="100"/>
+              <w:right w:type="dxa" w:w="140"/>
+            </w:tcMar>
+            <w:vAlign w:val="center"/>
+          </w:tcPr>
+          <w:p>
+            <w:pPr>
+              <w:jc w:val="left"/>
+            </w:pPr>
+            <w:r>
+              <w:rPr>
+                <w:rFonts w:ascii="Open Sans" w:cs="Open Sans" w:eastAsia="Open Sans" w:hAnsi="Open Sans"/>
+                <w:b w:val="false"/>
+                <w:bCs w:val="false"/>
+                <w:color w:val="59595B"/>
+                <w:sz w:val="20"/>
+                <w:szCs w:val="20"/>
+              </w:rPr>
+              <w:t xml:space="preserve">3. Operational</w:t>
+            </w:r>
+          </w:p>
+        </w:tc>
+        <w:tc>
+          <w:tcPr>
+            <w:tcW w:type="dxa" w:w="5348"/>
+            <w:tcBorders>
+              <w:top w:val="single" w:color="E9ECEF" w:sz="4"/>
+              <w:left w:val="single" w:color="E9ECEF" w:sz="4"/>
+              <w:bottom w:val="single" w:color="E9ECEF" w:sz="4"/>
+              <w:right w:val="single" w:color="E9ECEF" w:sz="4"/>
+            </w:tcBorders>
+            <w:shd w:fill="FFFFFF" w:val="clear"/>
+            <w:tcMar>
+              <w:top w:type="dxa" w:w="100"/>
+              <w:left w:type="dxa" w:w="140"/>
+              <w:bottom w:type="dxa" w:w="100"/>
+              <w:right w:type="dxa" w:w="140"/>
+            </w:tcMar>
+            <w:vAlign w:val="center"/>
+          </w:tcPr>
+          <w:p>
+            <w:pPr>
+              <w:jc w:val="left"/>
+            </w:pPr>
+            <w:r>
+              <w:rPr>
+                <w:rFonts w:ascii="Open Sans" w:cs="Open Sans" w:eastAsia="Open Sans" w:hAnsi="Open Sans"/>
+                <w:b w:val="false"/>
+                <w:bCs w:val="false"/>
+                <w:color w:val="59595B"/>
+                <w:sz w:val="20"/>
+                <w:szCs w:val="20"/>
+              </w:rPr>
+              <w:t xml:space="preserve">AI runs specific workflows day-to-day — parcel screening, entitlement drafting, buyer response — with measured results</w:t>
+            </w:r>
+          </w:p>
+        </w:tc>
+        <w:tc>
+          <w:tcPr>
+            <w:tcW w:type="dxa" w:w="1873"/>
+            <w:tcBorders>
+              <w:top w:val="single" w:color="E9ECEF" w:sz="4"/>
+              <w:left w:val="single" w:color="E9ECEF" w:sz="4"/>
+              <w:bottom w:val="single" w:color="E9ECEF" w:sz="4"/>
+              <w:right w:val="single" w:color="E9ECEF" w:sz="4"/>
+            </w:tcBorders>
+            <w:shd w:fill="FFFFFF" w:val="clear"/>
+            <w:tcMar>
+              <w:top w:type="dxa" w:w="100"/>
+              <w:left w:type="dxa" w:w="140"/>
+              <w:bottom w:type="dxa" w:w="100"/>
+              <w:right w:type="dxa" w:w="140"/>
+            </w:tcMar>
+            <w:vAlign w:val="center"/>
+          </w:tcPr>
+          <w:p>
+            <w:pPr>
+              <w:jc w:val="center"/>
+            </w:pPr>
+            <w:r>
+              <w:rPr>
+                <w:rFonts w:ascii="Open Sans" w:cs="Open Sans" w:eastAsia="Open Sans" w:hAnsi="Open Sans"/>
+                <w:b w:val="false"/>
+                <w:bCs w:val="false"/>
+                <w:color w:val="59595B"/>
+                <w:sz w:val="20"/>
+                <w:szCs w:val="20"/>
+              </w:rPr>
+              <w:t xml:space="preserve"/>
+            </w:r>
+          </w:p>
+        </w:tc>
+      </w:tr>
+      <w:tr>
+        <w:trPr>
+          <w:cantSplit/>
+        </w:trPr>
+        <w:tc>
+          <w:tcPr>
+            <w:tcW w:type="dxa" w:w="2139"/>
+            <w:tcBorders>
+              <w:top w:val="single" w:color="E9ECEF" w:sz="4"/>
+              <w:left w:val="single" w:color="E9ECEF" w:sz="4"/>
+              <w:bottom w:val="single" w:color="E9ECEF" w:sz="4"/>
+              <w:right w:val="single" w:color="E9ECEF" w:sz="4"/>
+            </w:tcBorders>
+            <w:shd w:fill="F8F9FA" w:val="clear"/>
+            <w:tcMar>
+              <w:top w:type="dxa" w:w="100"/>
+              <w:left w:type="dxa" w:w="140"/>
+              <w:bottom w:type="dxa" w:w="100"/>
+              <w:right w:type="dxa" w:w="140"/>
+            </w:tcMar>
+            <w:vAlign w:val="center"/>
+          </w:tcPr>
+          <w:p>
+            <w:pPr>
+              <w:jc w:val="left"/>
+            </w:pPr>
+            <w:r>
+              <w:rPr>
+                <w:rFonts w:ascii="Open Sans" w:cs="Open Sans" w:eastAsia="Open Sans" w:hAnsi="Open Sans"/>
+                <w:b w:val="false"/>
+                <w:bCs w:val="false"/>
+                <w:color w:val="59595B"/>
+                <w:sz w:val="20"/>
+                <w:szCs w:val="20"/>
+              </w:rPr>
+              <w:t xml:space="preserve">4. Scaled</w:t>
+            </w:r>
+          </w:p>
+        </w:tc>
+        <w:tc>
+          <w:tcPr>
+            <w:tcW w:type="dxa" w:w="5348"/>
+            <w:tcBorders>
+              <w:top w:val="single" w:color="E9ECEF" w:sz="4"/>
+              <w:left w:val="single" w:color="E9ECEF" w:sz="4"/>
+              <w:bottom w:val="single" w:color="E9ECEF" w:sz="4"/>
+              <w:right w:val="single" w:color="E9ECEF" w:sz="4"/>
+            </w:tcBorders>
+            <w:shd w:fill="F8F9FA" w:val="clear"/>
+            <w:tcMar>
+              <w:top w:type="dxa" w:w="100"/>
+              <w:left w:type="dxa" w:w="140"/>
+              <w:bottom w:type="dxa" w:w="100"/>
+              <w:right w:type="dxa" w:w="140"/>
+            </w:tcMar>
+            <w:vAlign w:val="center"/>
+          </w:tcPr>
+          <w:p>
+            <w:pPr>
+              <w:jc w:val="left"/>
+            </w:pPr>
+            <w:r>
+              <w:rPr>
+                <w:rFonts w:ascii="Open Sans" w:cs="Open Sans" w:eastAsia="Open Sans" w:hAnsi="Open Sans"/>
+                <w:b w:val="false"/>
+                <w:bCs w:val="false"/>
+                <w:color w:val="59595B"/>
+                <w:sz w:val="20"/>
+                <w:szCs w:val="20"/>
+              </w:rPr>
+              <w:t xml:space="preserve">AI is embedded across sourcing, entitlements, construction, and sales with governance and dashboards</w:t>
+            </w:r>
+          </w:p>
+        </w:tc>
+        <w:tc>
+          <w:tcPr>
+            <w:tcW w:type="dxa" w:w="1873"/>
+            <w:tcBorders>
+              <w:top w:val="single" w:color="E9ECEF" w:sz="4"/>
+              <w:left w:val="single" w:color="E9ECEF" w:sz="4"/>
+              <w:bottom w:val="single" w:color="E9ECEF" w:sz="4"/>
+              <w:right w:val="single" w:color="E9ECEF" w:sz="4"/>
+            </w:tcBorders>
+            <w:shd w:fill="F8F9FA" w:val="clear"/>
+            <w:tcMar>
+              <w:top w:type="dxa" w:w="100"/>
+              <w:left w:type="dxa" w:w="140"/>
+              <w:bottom w:type="dxa" w:w="100"/>
+              <w:right w:type="dxa" w:w="140"/>
+            </w:tcMar>
+            <w:vAlign w:val="center"/>
+          </w:tcPr>
+          <w:p>
+            <w:pPr>
+              <w:jc w:val="center"/>
+            </w:pPr>
+            <w:r>
+              <w:rPr>
+                <w:rFonts w:ascii="Open Sans" w:cs="Open Sans" w:eastAsia="Open Sans" w:hAnsi="Open Sans"/>
+                <w:b w:val="false"/>
+                <w:bCs w:val="false"/>
+                <w:color w:val="59595B"/>
+                <w:sz w:val="20"/>
+                <w:szCs w:val="20"/>
+              </w:rPr>
+              <w:t xml:space="preserve"/>
+            </w:r>
+          </w:p>
+        </w:tc>
+      </w:tr>
+      <w:tr>
+        <w:trPr>
+          <w:cantSplit/>
+        </w:trPr>
+        <w:tc>
+          <w:tcPr>
+            <w:tcW w:type="dxa" w:w="2139"/>
+            <w:tcBorders>
+              <w:top w:val="single" w:color="E9ECEF" w:sz="4"/>
+              <w:left w:val="single" w:color="E9ECEF" w:sz="4"/>
+              <w:bottom w:val="single" w:color="E9ECEF" w:sz="4"/>
+              <w:right w:val="single" w:color="E9ECEF" w:sz="4"/>
+            </w:tcBorders>
+            <w:shd w:fill="FFFFFF" w:val="clear"/>
+            <w:tcMar>
+              <w:top w:type="dxa" w:w="100"/>
+              <w:left w:type="dxa" w:w="140"/>
+              <w:bottom w:type="dxa" w:w="100"/>
+              <w:right w:type="dxa" w:w="140"/>
+            </w:tcMar>
+            <w:vAlign w:val="center"/>
+          </w:tcPr>
+          <w:p>
+            <w:pPr>
+              <w:jc w:val="left"/>
+            </w:pPr>
+            <w:r>
+              <w:rPr>
+                <w:rFonts w:ascii="Open Sans" w:cs="Open Sans" w:eastAsia="Open Sans" w:hAnsi="Open Sans"/>
+                <w:b w:val="false"/>
+                <w:bCs w:val="false"/>
+                <w:color w:val="59595B"/>
+                <w:sz w:val="20"/>
+                <w:szCs w:val="20"/>
+              </w:rPr>
+              <w:t xml:space="preserve">5. Transformational</w:t>
+            </w:r>
+          </w:p>
+        </w:tc>
+        <w:tc>
+          <w:tcPr>
+            <w:tcW w:type="dxa" w:w="5348"/>
+            <w:tcBorders>
+              <w:top w:val="single" w:color="E9ECEF" w:sz="4"/>
+              <w:left w:val="single" w:color="E9ECEF" w:sz="4"/>
+              <w:bottom w:val="single" w:color="E9ECEF" w:sz="4"/>
+              <w:right w:val="single" w:color="E9ECEF" w:sz="4"/>
+            </w:tcBorders>
+            <w:shd w:fill="FFFFFF" w:val="clear"/>
+            <w:tcMar>
+              <w:top w:type="dxa" w:w="100"/>
+              <w:left w:type="dxa" w:w="140"/>
+              <w:bottom w:type="dxa" w:w="100"/>
+              <w:right w:type="dxa" w:w="140"/>
+            </w:tcMar>
+            <w:vAlign w:val="center"/>
+          </w:tcPr>
+          <w:p>
+            <w:pPr>
+              <w:jc w:val="left"/>
+            </w:pPr>
+            <w:r>
+              <w:rPr>
+                <w:rFonts w:ascii="Open Sans" w:cs="Open Sans" w:eastAsia="Open Sans" w:hAnsi="Open Sans"/>
+                <w:b w:val="false"/>
+                <w:bCs w:val="false"/>
+                <w:color w:val="59595B"/>
+                <w:sz w:val="20"/>
+                <w:szCs w:val="20"/>
+              </w:rPr>
+              <w:t xml:space="preserve">AI is the default way the business sources, entitles, builds, and sells</w:t>
+            </w:r>
+          </w:p>
+        </w:tc>
+        <w:tc>
+          <w:tcPr>
+            <w:tcW w:type="dxa" w:w="1873"/>
+            <w:tcBorders>
+              <w:top w:val="single" w:color="E9ECEF" w:sz="4"/>
+              <w:left w:val="single" w:color="E9ECEF" w:sz="4"/>
+              <w:bottom w:val="single" w:color="E9ECEF" w:sz="4"/>
+              <w:right w:val="single" w:color="E9ECEF" w:sz="4"/>
+            </w:tcBorders>
+            <w:shd w:fill="FFFFFF" w:val="clear"/>
+            <w:tcMar>
+              <w:top w:type="dxa" w:w="100"/>
+              <w:left w:type="dxa" w:w="140"/>
+              <w:bottom w:type="dxa" w:w="100"/>
+              <w:right w:type="dxa" w:w="140"/>
+            </w:tcMar>
+            <w:vAlign w:val="center"/>
+          </w:tcPr>
+          <w:p>
+            <w:pPr>
+              <w:jc w:val="center"/>
+            </w:pPr>
+            <w:r>
+              <w:rPr>
+                <w:rFonts w:ascii="Open Sans" w:cs="Open Sans" w:eastAsia="Open Sans" w:hAnsi="Open Sans"/>
+                <w:b w:val="false"/>
+                <w:bCs w:val="false"/>
+                <w:color w:val="59595B"/>
+                <w:sz w:val="20"/>
+                <w:szCs w:val="20"/>
+              </w:rPr>
+              <w:t xml:space="preserve"/>
+            </w:r>
+          </w:p>
+        </w:tc>
+      </w:tr>
+    </w:tbl>
+    <w:p>
+      <w:pPr>
+        <w:spacing w:after="140" w:before="80" w:line="320"/>
+        <w:jc w:val="both"/>
+      </w:pPr>
+      <w:r>
+        <w:rPr>
+          <w:rFonts w:ascii="Open Sans" w:cs="Open Sans" w:eastAsia="Open Sans" w:hAnsi="Open Sans"/>
+          <w:b w:val="false"/>
+          <w:bCs w:val="false"/>
+          <w:i w:val="false"/>
+          <w:iCs w:val="false"/>
+          <w:color w:val="59595B"/>
+          <w:sz w:val="22"/>
+          <w:szCs w:val="22"/>
+        </w:rPr>
+        <w:t xml:space="preserve">Brandywine is already at the Emerging stage: it tracks AI-search referrals and runs real-time-availability tooling on its community sites. This report is the plan to reach Operational — AI working in land sourcing, entitlements, and absorption — within twelve months.</w:t>
+      </w:r>
+    </w:p>
+    <w:p>
+      <w:pPr>
+        <w:spacing w:after="0" w:before="140"/>
+      </w:pPr>
+      <w:r>
+        <w:t xml:space="preserve"/>
+      </w:r>
+    </w:p>
+    <w:p>
+      <w:pPr>
+        <w:pStyle w:val="Heading2"/>
+        <w:keepNext/>
+        <w:keepLines/>
+        <w:spacing w:after="120" w:before="280"/>
+      </w:pPr>
+      <w:r>
+        <w:rPr>
+          <w:rFonts w:ascii="Open Sans" w:cs="Open Sans" w:eastAsia="Open Sans" w:hAnsi="Open Sans"/>
+          <w:b/>
+          <w:bCs/>
+          <w:color w:val="006DB6"/>
+          <w:sz w:val="26"/>
+          <w:szCs w:val="26"/>
+        </w:rPr>
+        <w:t xml:space="preserve">Adopting AI Responsibly — Three Risks Every Leader Manages</w:t>
+      </w:r>
+    </w:p>
+    <w:p>
+      <w:pPr>
+        <w:spacing w:after="140" w:before="0" w:line="320"/>
+        <w:jc w:val="both"/>
+      </w:pPr>
+      <w:r>
+        <w:rPr>
+          <w:rFonts w:ascii="Open Sans" w:cs="Open Sans" w:eastAsia="Open Sans" w:hAnsi="Open Sans"/>
+          <w:b w:val="false"/>
+          <w:bCs w:val="false"/>
+          <w:i w:val="false"/>
+          <w:iCs w:val="false"/>
+          <w:color w:val="59595B"/>
+          <w:sz w:val="22"/>
+          <w:szCs w:val="22"/>
+        </w:rPr>
+        <w:t xml:space="preserve">The U.S. government’s NIST AI Risk Management Framework gives leaders a simple mental model — Govern, Map, Measure, Manage. For a deal-driven, relationship-heavy business like Brandywine, three risks matter most, and each has a concrete control:</w:t>
+      </w:r>
+    </w:p>
+    <w:p>
+      <w:pPr>
+        <w:spacing w:after="0" w:before="80"/>
+      </w:pPr>
+      <w:r>
+        <w:t xml:space="preserve"/>
+      </w:r>
+    </w:p>
+    <w:tbl>
+      <w:tblPr>
+        <w:tblW w:type="dxa" w:w="9360"/>
+        <w:tblBorders>
+          <w:top w:val="single" w:color="auto" w:sz="4"/>
+          <w:left w:val="single" w:color="auto" w:sz="4"/>
+          <w:bottom w:val="single" w:color="auto" w:sz="4"/>
+          <w:right w:val="single" w:color="auto" w:sz="4"/>
+          <w:insideH w:val="single" w:color="auto" w:sz="4"/>
+          <w:insideV w:val="single" w:color="auto" w:sz="4"/>
+        </w:tblBorders>
+      </w:tblPr>
+      <w:tblGrid>
+        <w:gridCol w:w="1959"/>
+        <w:gridCol w:w="3700"/>
+        <w:gridCol w:w="3701"/>
+      </w:tblGrid>
+      <w:tr>
+        <w:trPr>
+          <w:cantSplit/>
+          <w:tblHeader/>
+        </w:trPr>
+        <w:tc>
+          <w:tcPr>
+            <w:tcW w:type="dxa" w:w="1959"/>
+            <w:tcBorders>
+              <w:top w:val="single" w:color="E9ECEF" w:sz="4"/>
+              <w:left w:val="single" w:color="E9ECEF" w:sz="4"/>
+              <w:bottom w:val="single" w:color="E9ECEF" w:sz="4"/>
+              <w:right w:val="single" w:color="E9ECEF" w:sz="4"/>
+            </w:tcBorders>
+            <w:shd w:fill="1A1A2E" w:val="clear"/>
+            <w:tcMar>
+              <w:top w:type="dxa" w:w="120"/>
+              <w:left w:type="dxa" w:w="140"/>
+              <w:bottom w:type="dxa" w:w="120"/>
+              <w:right w:type="dxa" w:w="140"/>
+            </w:tcMar>
+            <w:vAlign w:val="center"/>
+          </w:tcPr>
+          <w:p>
+            <w:pPr>
+              <w:jc w:val="left"/>
+            </w:pPr>
+            <w:r>
+              <w:rPr>
+                <w:rFonts w:ascii="Open Sans" w:cs="Open Sans" w:eastAsia="Open Sans" w:hAnsi="Open Sans"/>
+                <w:b/>
+                <w:bCs/>
+                <w:color w:val="FFFFFF"/>
+                <w:sz w:val="20"/>
+                <w:szCs w:val="20"/>
+              </w:rPr>
+              <w:t xml:space="preserve">Risk</w:t>
+            </w:r>
+          </w:p>
+        </w:tc>
+        <w:tc>
+          <w:tcPr>
+            <w:tcW w:type="dxa" w:w="3700"/>
+            <w:tcBorders>
+              <w:top w:val="single" w:color="E9ECEF" w:sz="4"/>
+              <w:left w:val="single" w:color="E9ECEF" w:sz="4"/>
+              <w:bottom w:val="single" w:color="E9ECEF" w:sz="4"/>
+              <w:right w:val="single" w:color="E9ECEF" w:sz="4"/>
+            </w:tcBorders>
+            <w:shd w:fill="1A1A2E" w:val="clear"/>
+            <w:tcMar>
+              <w:top w:type="dxa" w:w="120"/>
+              <w:left w:type="dxa" w:w="140"/>
+              <w:bottom w:type="dxa" w:w="120"/>
+              <w:right w:type="dxa" w:w="140"/>
+            </w:tcMar>
+            <w:vAlign w:val="center"/>
+          </w:tcPr>
+          <w:p>
+            <w:pPr>
+              <w:jc w:val="left"/>
+            </w:pPr>
+            <w:r>
+              <w:rPr>
+                <w:rFonts w:ascii="Open Sans" w:cs="Open Sans" w:eastAsia="Open Sans" w:hAnsi="Open Sans"/>
+                <w:b/>
+                <w:bCs/>
+                <w:color w:val="FFFFFF"/>
+                <w:sz w:val="20"/>
+                <w:szCs w:val="20"/>
+              </w:rPr>
+              <w:t xml:space="preserve">What It Means</w:t>
+            </w:r>
+          </w:p>
+        </w:tc>
+        <w:tc>
+          <w:tcPr>
+            <w:tcW w:type="dxa" w:w="3701"/>
+            <w:tcBorders>
+              <w:top w:val="single" w:color="E9ECEF" w:sz="4"/>
+              <w:left w:val="single" w:color="E9ECEF" w:sz="4"/>
+              <w:bottom w:val="single" w:color="E9ECEF" w:sz="4"/>
+              <w:right w:val="single" w:color="E9ECEF" w:sz="4"/>
+            </w:tcBorders>
+            <w:shd w:fill="1A1A2E" w:val="clear"/>
+            <w:tcMar>
+              <w:top w:type="dxa" w:w="120"/>
+              <w:left w:type="dxa" w:w="140"/>
+              <w:bottom w:type="dxa" w:w="120"/>
+              <w:right w:type="dxa" w:w="140"/>
+            </w:tcMar>
+            <w:vAlign w:val="center"/>
+          </w:tcPr>
+          <w:p>
+            <w:pPr>
+              <w:jc w:val="left"/>
+            </w:pPr>
+            <w:r>
+              <w:rPr>
+                <w:rFonts w:ascii="Open Sans" w:cs="Open Sans" w:eastAsia="Open Sans" w:hAnsi="Open Sans"/>
+                <w:b/>
+                <w:bCs/>
+                <w:color w:val="FFFFFF"/>
+                <w:sz w:val="20"/>
+                <w:szCs w:val="20"/>
+              </w:rPr>
+              <w:t xml:space="preserve">How Technijian Controls It</w:t>
+            </w:r>
+          </w:p>
+        </w:tc>
+      </w:tr>
+      <w:tr>
+        <w:trPr>
+          <w:cantSplit/>
+        </w:trPr>
+        <w:tc>
+          <w:tcPr>
+            <w:tcW w:type="dxa" w:w="1959"/>
+            <w:tcBorders>
+              <w:top w:val="single" w:color="E9ECEF" w:sz="4"/>
+              <w:left w:val="single" w:color="E9ECEF" w:sz="4"/>
+              <w:bottom w:val="single" w:color="E9ECEF" w:sz="4"/>
+              <w:right w:val="single" w:color="E9ECEF" w:sz="4"/>
+            </w:tcBorders>
+            <w:shd w:fill="FFFFFF" w:val="clear"/>
+            <w:tcMar>
+              <w:top w:type="dxa" w:w="100"/>
+              <w:left w:type="dxa" w:w="140"/>
+              <w:bottom w:type="dxa" w:w="100"/>
+              <w:right w:type="dxa" w:w="140"/>
+            </w:tcMar>
+            <w:vAlign w:val="center"/>
+          </w:tcPr>
+          <w:p>
+            <w:pPr>
+              <w:jc w:val="left"/>
+            </w:pPr>
+            <w:r>
+              <w:rPr>
+                <w:rFonts w:ascii="Open Sans" w:cs="Open Sans" w:eastAsia="Open Sans" w:hAnsi="Open Sans"/>
+                <w:b w:val="false"/>
+                <w:bCs w:val="false"/>
+                <w:color w:val="59595B"/>
+                <w:sz w:val="20"/>
+                <w:szCs w:val="20"/>
+              </w:rPr>
+              <w:t xml:space="preserve">Hallucination</w:t>
+            </w:r>
+          </w:p>
+        </w:tc>
+        <w:tc>
+          <w:tcPr>
+            <w:tcW w:type="dxa" w:w="3700"/>
+            <w:tcBorders>
+              <w:top w:val="single" w:color="E9ECEF" w:sz="4"/>
+              <w:left w:val="single" w:color="E9ECEF" w:sz="4"/>
+              <w:bottom w:val="single" w:color="E9ECEF" w:sz="4"/>
+              <w:right w:val="single" w:color="E9ECEF" w:sz="4"/>
+            </w:tcBorders>
+            <w:shd w:fill="FFFFFF" w:val="clear"/>
+            <w:tcMar>
+              <w:top w:type="dxa" w:w="100"/>
+              <w:left w:type="dxa" w:w="140"/>
+              <w:bottom w:type="dxa" w:w="100"/>
+              <w:right w:type="dxa" w:w="140"/>
+            </w:tcMar>
+            <w:vAlign w:val="center"/>
+          </w:tcPr>
+          <w:p>
+            <w:pPr>
+              <w:jc w:val="left"/>
+            </w:pPr>
+            <w:r>
+              <w:rPr>
+                <w:rFonts w:ascii="Open Sans" w:cs="Open Sans" w:eastAsia="Open Sans" w:hAnsi="Open Sans"/>
+                <w:b w:val="false"/>
+                <w:bCs w:val="false"/>
+                <w:color w:val="59595B"/>
+                <w:sz w:val="20"/>
+                <w:szCs w:val="20"/>
+              </w:rPr>
+              <w:t xml:space="preserve">AI can state a confident, wrong answer — a misread setback, an over-stated yield</w:t>
+            </w:r>
+          </w:p>
+        </w:tc>
+        <w:tc>
+          <w:tcPr>
+            <w:tcW w:type="dxa" w:w="3701"/>
+            <w:tcBorders>
+              <w:top w:val="single" w:color="E9ECEF" w:sz="4"/>
+              <w:left w:val="single" w:color="E9ECEF" w:sz="4"/>
+              <w:bottom w:val="single" w:color="E9ECEF" w:sz="4"/>
+              <w:right w:val="single" w:color="E9ECEF" w:sz="4"/>
+            </w:tcBorders>
+            <w:shd w:fill="FFFFFF" w:val="clear"/>
+            <w:tcMar>
+              <w:top w:type="dxa" w:w="100"/>
+              <w:left w:type="dxa" w:w="140"/>
+              <w:bottom w:type="dxa" w:w="100"/>
+              <w:right w:type="dxa" w:w="140"/>
+            </w:tcMar>
+            <w:vAlign w:val="center"/>
+          </w:tcPr>
+          <w:p>
+            <w:pPr>
+              <w:jc w:val="left"/>
+            </w:pPr>
+            <w:r>
+              <w:rPr>
+                <w:rFonts w:ascii="Open Sans" w:cs="Open Sans" w:eastAsia="Open Sans" w:hAnsi="Open Sans"/>
+                <w:b w:val="false"/>
+                <w:bCs w:val="false"/>
+                <w:color w:val="59595B"/>
+                <w:sz w:val="20"/>
+                <w:szCs w:val="20"/>
+              </w:rPr>
+              <w:t xml:space="preserve">Human-in-the-loop review on anything that goes to a city, a partner, or a buyer — AI drafts, a person approves before it leaves the building</w:t>
+            </w:r>
+          </w:p>
+        </w:tc>
+      </w:tr>
+      <w:tr>
+        <w:trPr>
+          <w:cantSplit/>
+        </w:trPr>
+        <w:tc>
+          <w:tcPr>
+            <w:tcW w:type="dxa" w:w="1959"/>
+            <w:tcBorders>
+              <w:top w:val="single" w:color="E9ECEF" w:sz="4"/>
+              <w:left w:val="single" w:color="E9ECEF" w:sz="4"/>
+              <w:bottom w:val="single" w:color="E9ECEF" w:sz="4"/>
+              <w:right w:val="single" w:color="E9ECEF" w:sz="4"/>
+            </w:tcBorders>
+            <w:shd w:fill="F8F9FA" w:val="clear"/>
+            <w:tcMar>
+              <w:top w:type="dxa" w:w="100"/>
+              <w:left w:type="dxa" w:w="140"/>
+              <w:bottom w:type="dxa" w:w="100"/>
+              <w:right w:type="dxa" w:w="140"/>
+            </w:tcMar>
+            <w:vAlign w:val="center"/>
+          </w:tcPr>
+          <w:p>
+            <w:pPr>
+              <w:jc w:val="left"/>
+            </w:pPr>
+            <w:r>
+              <w:rPr>
+                <w:rFonts w:ascii="Open Sans" w:cs="Open Sans" w:eastAsia="Open Sans" w:hAnsi="Open Sans"/>
+                <w:b w:val="false"/>
+                <w:bCs w:val="false"/>
+                <w:color w:val="59595B"/>
+                <w:sz w:val="20"/>
+                <w:szCs w:val="20"/>
+              </w:rPr>
+              <w:t xml:space="preserve">Data leakage</w:t>
+            </w:r>
+          </w:p>
+        </w:tc>
+        <w:tc>
+          <w:tcPr>
+            <w:tcW w:type="dxa" w:w="3700"/>
+            <w:tcBorders>
+              <w:top w:val="single" w:color="E9ECEF" w:sz="4"/>
+              <w:left w:val="single" w:color="E9ECEF" w:sz="4"/>
+              <w:bottom w:val="single" w:color="E9ECEF" w:sz="4"/>
+              <w:right w:val="single" w:color="E9ECEF" w:sz="4"/>
+            </w:tcBorders>
+            <w:shd w:fill="F8F9FA" w:val="clear"/>
+            <w:tcMar>
+              <w:top w:type="dxa" w:w="100"/>
+              <w:left w:type="dxa" w:w="140"/>
+              <w:bottom w:type="dxa" w:w="100"/>
+              <w:right w:type="dxa" w:w="140"/>
+            </w:tcMar>
+            <w:vAlign w:val="center"/>
+          </w:tcPr>
+          <w:p>
+            <w:pPr>
+              <w:jc w:val="left"/>
+            </w:pPr>
+            <w:r>
+              <w:rPr>
+                <w:rFonts w:ascii="Open Sans" w:cs="Open Sans" w:eastAsia="Open Sans" w:hAnsi="Open Sans"/>
+                <w:b w:val="false"/>
+                <w:bCs w:val="false"/>
+                <w:color w:val="59595B"/>
+                <w:sz w:val="20"/>
+                <w:szCs w:val="20"/>
+              </w:rPr>
+              <w:t xml:space="preserve">Sensitive data pasted into public tools can escape</w:t>
+            </w:r>
+          </w:p>
+        </w:tc>
+        <w:tc>
+          <w:tcPr>
+            <w:tcW w:type="dxa" w:w="3701"/>
+            <w:tcBorders>
+              <w:top w:val="single" w:color="E9ECEF" w:sz="4"/>
+              <w:left w:val="single" w:color="E9ECEF" w:sz="4"/>
+              <w:bottom w:val="single" w:color="E9ECEF" w:sz="4"/>
+              <w:right w:val="single" w:color="E9ECEF" w:sz="4"/>
+            </w:tcBorders>
+            <w:shd w:fill="F8F9FA" w:val="clear"/>
+            <w:tcMar>
+              <w:top w:type="dxa" w:w="100"/>
+              <w:left w:type="dxa" w:w="140"/>
+              <w:bottom w:type="dxa" w:w="100"/>
+              <w:right w:type="dxa" w:w="140"/>
+            </w:tcMar>
+            <w:vAlign w:val="center"/>
+          </w:tcPr>
+          <w:p>
+            <w:pPr>
+              <w:jc w:val="left"/>
+            </w:pPr>
+            <w:r>
+              <w:rPr>
+                <w:rFonts w:ascii="Open Sans" w:cs="Open Sans" w:eastAsia="Open Sans" w:hAnsi="Open Sans"/>
+                <w:b w:val="false"/>
+                <w:bCs w:val="false"/>
+                <w:color w:val="59595B"/>
+                <w:sz w:val="20"/>
+                <w:szCs w:val="20"/>
+              </w:rPr>
+              <w:t xml:space="preserve">Private, governed AI deployments — deal terms, capital-partner relationships, and feasibility numbers never touch a public model</w:t>
+            </w:r>
+          </w:p>
+        </w:tc>
+      </w:tr>
+      <w:tr>
+        <w:trPr>
+          <w:cantSplit/>
+        </w:trPr>
+        <w:tc>
+          <w:tcPr>
+            <w:tcW w:type="dxa" w:w="1959"/>
+            <w:tcBorders>
+              <w:top w:val="single" w:color="E9ECEF" w:sz="4"/>
+              <w:left w:val="single" w:color="E9ECEF" w:sz="4"/>
+              <w:bottom w:val="single" w:color="E9ECEF" w:sz="4"/>
+              <w:right w:val="single" w:color="E9ECEF" w:sz="4"/>
+            </w:tcBorders>
+            <w:shd w:fill="FFFFFF" w:val="clear"/>
+            <w:tcMar>
+              <w:top w:type="dxa" w:w="100"/>
+              <w:left w:type="dxa" w:w="140"/>
+              <w:bottom w:type="dxa" w:w="100"/>
+              <w:right w:type="dxa" w:w="140"/>
+            </w:tcMar>
+            <w:vAlign w:val="center"/>
+          </w:tcPr>
+          <w:p>
+            <w:pPr>
+              <w:jc w:val="left"/>
+            </w:pPr>
+            <w:r>
+              <w:rPr>
+                <w:rFonts w:ascii="Open Sans" w:cs="Open Sans" w:eastAsia="Open Sans" w:hAnsi="Open Sans"/>
+                <w:b w:val="false"/>
+                <w:bCs w:val="false"/>
+                <w:color w:val="59595B"/>
+                <w:sz w:val="20"/>
+                <w:szCs w:val="20"/>
+              </w:rPr>
+              <w:t xml:space="preserve">Compliance &amp; accountability</w:t>
+            </w:r>
+          </w:p>
+        </w:tc>
+        <w:tc>
+          <w:tcPr>
+            <w:tcW w:type="dxa" w:w="3700"/>
+            <w:tcBorders>
+              <w:top w:val="single" w:color="E9ECEF" w:sz="4"/>
+              <w:left w:val="single" w:color="E9ECEF" w:sz="4"/>
+              <w:bottom w:val="single" w:color="E9ECEF" w:sz="4"/>
+              <w:right w:val="single" w:color="E9ECEF" w:sz="4"/>
+            </w:tcBorders>
+            <w:shd w:fill="FFFFFF" w:val="clear"/>
+            <w:tcMar>
+              <w:top w:type="dxa" w:w="100"/>
+              <w:left w:type="dxa" w:w="140"/>
+              <w:bottom w:type="dxa" w:w="100"/>
+              <w:right w:type="dxa" w:w="140"/>
+            </w:tcMar>
+            <w:vAlign w:val="center"/>
+          </w:tcPr>
+          <w:p>
+            <w:pPr>
+              <w:jc w:val="left"/>
+            </w:pPr>
+            <w:r>
+              <w:rPr>
+                <w:rFonts w:ascii="Open Sans" w:cs="Open Sans" w:eastAsia="Open Sans" w:hAnsi="Open Sans"/>
+                <w:b w:val="false"/>
+                <w:bCs w:val="false"/>
+                <w:color w:val="59595B"/>
+                <w:sz w:val="20"/>
+                <w:szCs w:val="20"/>
+              </w:rPr>
+              <w:t xml:space="preserve">Untracked AI tools create audit gaps</w:t>
+            </w:r>
+          </w:p>
+        </w:tc>
+        <w:tc>
+          <w:tcPr>
+            <w:tcW w:type="dxa" w:w="3701"/>
+            <w:tcBorders>
+              <w:top w:val="single" w:color="E9ECEF" w:sz="4"/>
+              <w:left w:val="single" w:color="E9ECEF" w:sz="4"/>
+              <w:bottom w:val="single" w:color="E9ECEF" w:sz="4"/>
+              <w:right w:val="single" w:color="E9ECEF" w:sz="4"/>
+            </w:tcBorders>
+            <w:shd w:fill="FFFFFF" w:val="clear"/>
+            <w:tcMar>
+              <w:top w:type="dxa" w:w="100"/>
+              <w:left w:type="dxa" w:w="140"/>
+              <w:bottom w:type="dxa" w:w="100"/>
+              <w:right w:type="dxa" w:w="140"/>
+            </w:tcMar>
+            <w:vAlign w:val="center"/>
+          </w:tcPr>
+          <w:p>
+            <w:pPr>
+              <w:jc w:val="left"/>
+            </w:pPr>
+            <w:r>
+              <w:rPr>
+                <w:rFonts w:ascii="Open Sans" w:cs="Open Sans" w:eastAsia="Open Sans" w:hAnsi="Open Sans"/>
+                <w:b w:val="false"/>
+                <w:bCs w:val="false"/>
+                <w:color w:val="59595B"/>
+                <w:sz w:val="20"/>
+                <w:szCs w:val="20"/>
+              </w:rPr>
+              <w:t xml:space="preserve">Every AI tool inventoried with owner, vendor, and data source — led by a CISSP-certified team</w:t>
+            </w:r>
+          </w:p>
+        </w:tc>
+      </w:tr>
+    </w:tbl>
+    <w:p>
+      <w:pPr>
+        <w:spacing w:after="0" w:before="140"/>
+      </w:pPr>
+      <w:r>
+        <w:t xml:space="preserve"/>
+      </w:r>
+    </w:p>
+    <w:p>
+      <w:pPr>
+        <w:pStyle w:val="Heading2"/>
+        <w:keepNext/>
+        <w:keepLines/>
+        <w:spacing w:after="120" w:before="280"/>
+      </w:pPr>
+      <w:r>
+        <w:rPr>
+          <w:rFonts w:ascii="Open Sans" w:cs="Open Sans" w:eastAsia="Open Sans" w:hAnsi="Open Sans"/>
+          <w:b/>
+          <w:bCs/>
+          <w:color w:val="006DB6"/>
+          <w:sz w:val="26"/>
+          <w:szCs w:val="26"/>
+        </w:rPr>
+        <w:t xml:space="preserve">What Comparable Organizations Are Already Doing</w:t>
+      </w:r>
+    </w:p>
+    <w:p>
+      <w:pPr>
+        <w:pStyle w:val="ListParagraph"/>
+        <w:numPr>
+          <w:ilvl w:val="0"/>
+          <w:numId w:val="2"/>
+        </w:numPr>
+        <w:spacing w:after="80" w:before="40" w:line="300"/>
+      </w:pPr>
+      <w:r>
+        <w:rPr>
+          <w:rFonts w:ascii="Open Sans" w:cs="Open Sans" w:eastAsia="Open Sans" w:hAnsi="Open Sans"/>
+          <w:color w:val="59595B"/>
+          <w:sz w:val="22"/>
+          <w:szCs w:val="22"/>
+        </w:rPr>
+        <w:t xml:space="preserve">Homebuilding land teams: national builders run AI land platforms that let one analyst evaluate thousands of parcels a month instead of a couple hundred — finding deals a hand-run process never sees.</w:t>
+      </w:r>
+    </w:p>
+    <w:p>
+      <w:pPr>
+        <w:pStyle w:val="ListParagraph"/>
+        <w:numPr>
+          <w:ilvl w:val="0"/>
+          <w:numId w:val="2"/>
+        </w:numPr>
+        <w:spacing w:after="80" w:before="40" w:line="300"/>
+      </w:pPr>
+      <w:r>
+        <w:rPr>
+          <w:rFonts w:ascii="Open Sans" w:cs="Open Sans" w:eastAsia="Open Sans" w:hAnsi="Open Sans"/>
+          <w:color w:val="59595B"/>
+          <w:sz w:val="22"/>
+          <w:szCs w:val="22"/>
+        </w:rPr>
+        <w:t xml:space="preserve">Regulated, document-heavy approvals: organizations facing paperwork-intensive filings are turning multi-day document assembly into a minutes-long, review-ready draft — responding to more opportunities with the same team.</w:t>
+      </w:r>
+    </w:p>
+    <w:p>
+      <w:pPr>
+        <w:pStyle w:val="ListParagraph"/>
+        <w:numPr>
+          <w:ilvl w:val="0"/>
+          <w:numId w:val="2"/>
+        </w:numPr>
+        <w:spacing w:after="80" w:before="40" w:line="300"/>
+      </w:pPr>
+      <w:r>
+        <w:rPr>
+          <w:rFonts w:ascii="Open Sans" w:cs="Open Sans" w:eastAsia="Open Sans" w:hAnsi="Open Sans"/>
+          <w:color w:val="59595B"/>
+          <w:sz w:val="22"/>
+          <w:szCs w:val="22"/>
+        </w:rPr>
+        <w:t xml:space="preserve">For-sale and rental sales: builders and operators are using AI assistants to answer overnight buyer inquiries and book tours that would otherwise go cold until morning — converting demand a soft market makes scarce.</w:t>
+      </w:r>
+    </w:p>
+    <w:p>
+      <w:pPr>
+        <w:spacing w:after="140" w:before="40" w:line="320"/>
+        <w:jc w:val="both"/>
+      </w:pPr>
+      <w:r>
+        <w:rPr>
+          <w:rFonts w:ascii="Open Sans" w:cs="Open Sans" w:eastAsia="Open Sans" w:hAnsi="Open Sans"/>
+          <w:b w:val="false"/>
+          <w:bCs w:val="false"/>
+          <w:i/>
+          <w:iCs/>
+          <w:color w:val="59595B"/>
+          <w:sz w:val="19"/>
+          <w:szCs w:val="19"/>
+        </w:rPr>
+        <w:t xml:space="preserve">These are representative directions of travel across comparable industries, not guarantees; Brandywine’s own numbers would be confirmed in discovery. Technijian’s specific, measured results from prior builds appear in Section 9 (Technijian Capabilities) and the operational levers in Section 12.</w:t>
+      </w:r>
+    </w:p>
+    <w:p>
+      <w:pPr>
+        <w:spacing w:after="0" w:before="140"/>
+      </w:pPr>
+      <w:r>
+        <w:t xml:space="preserve"/>
+      </w:r>
+    </w:p>
+    <w:p>
+      <w:pPr>
+        <w:pStyle w:val="Heading2"/>
+        <w:keepNext/>
+        <w:keepLines/>
+        <w:spacing w:after="120" w:before="280"/>
+      </w:pPr>
+      <w:r>
+        <w:rPr>
+          <w:rFonts w:ascii="Open Sans" w:cs="Open Sans" w:eastAsia="Open Sans" w:hAnsi="Open Sans"/>
+          <w:b/>
+          <w:bCs/>
+          <w:color w:val="006DB6"/>
+          <w:sz w:val="26"/>
+          <w:szCs w:val="26"/>
+        </w:rPr>
+        <w:t xml:space="preserve">A Day in the Life — A Brandywine Entitlements Lead</w:t>
+      </w:r>
+    </w:p>
+    <w:tbl>
+      <w:tblPr>
+        <w:tblW w:type="dxa" w:w="9360"/>
+        <w:tblBorders>
+          <w:top w:val="single" w:color="auto" w:sz="4"/>
+          <w:left w:val="single" w:color="auto" w:sz="4"/>
+          <w:bottom w:val="single" w:color="auto" w:sz="4"/>
+          <w:right w:val="single" w:color="auto" w:sz="4"/>
+          <w:insideH w:val="single" w:color="auto" w:sz="4"/>
+          <w:insideV w:val="single" w:color="auto" w:sz="4"/>
+        </w:tblBorders>
+      </w:tblPr>
+      <w:tblGrid>
+        <w:gridCol w:w="80"/>
+        <w:gridCol w:w="9280"/>
+      </w:tblGrid>
+      <w:tr>
+        <w:trPr>
+          <w:cantSplit/>
+        </w:trPr>
+        <w:tc>
+          <w:tcPr>
+            <w:tcW w:type="dxa" w:w="80"/>
+            <w:tcBorders>
+              <w:top w:val="none" w:color="FFFFFF" w:sz="0"/>
+              <w:left w:val="none" w:color="FFFFFF" w:sz="0"/>
+              <w:bottom w:val="none" w:color="FFFFFF" w:sz="0"/>
+              <w:right w:val="none" w:color="FFFFFF" w:sz="0"/>
+            </w:tcBorders>
+            <w:shd w:fill="006DB6" w:val="clear"/>
+          </w:tcPr>
+          <w:p>
+            <w:r>
+              <w:t xml:space="preserve"/>
+            </w:r>
+          </w:p>
+        </w:tc>
+        <w:tc>
+          <w:tcPr>
+            <w:tcW w:type="dxa" w:w="9280"/>
+            <w:tcBorders>
+              <w:top w:val="none" w:color="FFFFFF" w:sz="0"/>
+              <w:left w:val="none" w:color="FFFFFF" w:sz="0"/>
+              <w:bottom w:val="none" w:color="FFFFFF" w:sz="0"/>
+              <w:right w:val="none" w:color="FFFFFF" w:sz="0"/>
+            </w:tcBorders>
+            <w:shd w:fill="F8F9FA" w:val="clear"/>
+            <w:tcMar>
+              <w:top w:type="dxa" w:w="160"/>
+              <w:left w:type="dxa" w:w="240"/>
+              <w:bottom w:type="dxa" w:w="160"/>
+              <w:right w:type="dxa" w:w="200"/>
+            </w:tcMar>
+          </w:tcPr>
+          <w:p>
+            <w:pPr>
+              <w:keepNext/>
+              <w:keepLines/>
+              <w:spacing w:after="80" w:before="80"/>
+            </w:pPr>
+            <w:r>
+              <w:rPr>
+                <w:rFonts w:ascii="Open Sans" w:cs="Open Sans" w:eastAsia="Open Sans" w:hAnsi="Open Sans"/>
+                <w:b/>
+                <w:bCs/>
+                <w:color w:val="006DB6"/>
+                <w:sz w:val="22"/>
+                <w:szCs w:val="22"/>
+              </w:rPr>
+              <w:t xml:space="preserve">Before vs. After AI</w:t>
+            </w:r>
+          </w:p>
+          <w:p>
+            <w:pPr>
+              <w:keepNext/>
+              <w:keepLines/>
+              <w:spacing w:after="60" w:before="40" w:line="300"/>
+            </w:pPr>
+            <w:r>
+              <w:rPr>
+                <w:rFonts w:ascii="Open Sans" w:cs="Open Sans" w:eastAsia="Open Sans" w:hAnsi="Open Sans"/>
+                <w:color w:val="59595B"/>
+                <w:sz w:val="20"/>
+                <w:szCs w:val="20"/>
+              </w:rPr>
+              <w:t xml:space="preserve">TODAY: An entitlements lead hears about an off-market parcel, pulls zoning and APN records by hand, estimates yield from experience, and then spends days drafting the CEQA paperwork, the staff report, and the community-meeting materials city by city — most of it held in a few senior people’s heads across several concurrent communities.</w:t>
+            </w:r>
+          </w:p>
+          <w:p>
+            <w:pPr>
+              <w:keepNext w:val="false"/>
+              <w:keepLines/>
+              <w:spacing w:after="60" w:before="40" w:line="300"/>
+            </w:pPr>
+            <w:r>
+              <w:rPr>
+                <w:rFonts w:ascii="Open Sans" w:cs="Open Sans" w:eastAsia="Open Sans" w:hAnsi="Open Sans"/>
+                <w:color w:val="59595B"/>
+                <w:sz w:val="20"/>
+                <w:szCs w:val="20"/>
+              </w:rPr>
+              <w:t xml:space="preserve">WITH AI: AI parcel monitoring surfaces the site and scores its by-right path (SB 9 / SB 35-423 / AB 2011 / density bonus) with a yield estimate in minutes; an AI assistant drafts the entitlement filings and meeting materials from the parcel data; the lead reviews, corrects, and approves. The 32-year playbook is captured in a system, so the same standard holds across every community and survives a new hire or a new city.</w:t>
+            </w:r>
+          </w:p>
+        </w:tc>
+      </w:tr>
+    </w:tbl>
+    <w:p>
+      <w:pPr>
+        <w:spacing w:after="0" w:before="140"/>
+      </w:pPr>
+      <w:r>
+        <w:t xml:space="preserve"/>
+      </w:r>
+    </w:p>
+    <w:p>
+      <w:pPr>
+        <w:pStyle w:val="Heading2"/>
+        <w:keepNext/>
+        <w:keepLines/>
+        <w:spacing w:after="120" w:before="280"/>
+      </w:pPr>
+      <w:r>
+        <w:rPr>
+          <w:rFonts w:ascii="Open Sans" w:cs="Open Sans" w:eastAsia="Open Sans" w:hAnsi="Open Sans"/>
+          <w:b/>
+          <w:bCs/>
+          <w:color w:val="006DB6"/>
+          <w:sz w:val="26"/>
+          <w:szCs w:val="26"/>
+        </w:rPr>
+        <w:t xml:space="preserve">Why a Partner — vs. Hiring or Doing It Yourself</w:t>
+      </w:r>
+    </w:p>
+    <w:tbl>
+      <w:tblPr>
+        <w:tblW w:type="dxa" w:w="9360"/>
+        <w:tblBorders>
+          <w:top w:val="single" w:color="auto" w:sz="4"/>
+          <w:left w:val="single" w:color="auto" w:sz="4"/>
+          <w:bottom w:val="single" w:color="auto" w:sz="4"/>
+          <w:right w:val="single" w:color="auto" w:sz="4"/>
+          <w:insideH w:val="single" w:color="auto" w:sz="4"/>
+          <w:insideV w:val="single" w:color="auto" w:sz="4"/>
+        </w:tblBorders>
+      </w:tblPr>
+      <w:tblGrid>
+        <w:gridCol w:w="2269"/>
+        <w:gridCol w:w="7091"/>
+      </w:tblGrid>
+      <w:tr>
+        <w:trPr>
+          <w:cantSplit/>
+          <w:tblHeader/>
+        </w:trPr>
+        <w:tc>
+          <w:tcPr>
+            <w:tcW w:type="dxa" w:w="2269"/>
+            <w:tcBorders>
+              <w:top w:val="single" w:color="E9ECEF" w:sz="4"/>
+              <w:left w:val="single" w:color="E9ECEF" w:sz="4"/>
+              <w:bottom w:val="single" w:color="E9ECEF" w:sz="4"/>
+              <w:right w:val="single" w:color="E9ECEF" w:sz="4"/>
+            </w:tcBorders>
+            <w:shd w:fill="006DB6" w:val="clear"/>
+            <w:tcMar>
+              <w:top w:type="dxa" w:w="120"/>
+              <w:left w:type="dxa" w:w="140"/>
+              <w:bottom w:type="dxa" w:w="120"/>
+              <w:right w:type="dxa" w:w="140"/>
+            </w:tcMar>
+            <w:vAlign w:val="center"/>
+          </w:tcPr>
+          <w:p>
+            <w:pPr>
+              <w:jc w:val="left"/>
+            </w:pPr>
+            <w:r>
+              <w:rPr>
+                <w:rFonts w:ascii="Open Sans" w:cs="Open Sans" w:eastAsia="Open Sans" w:hAnsi="Open Sans"/>
+                <w:b/>
+                <w:bCs/>
+                <w:color w:val="FFFFFF"/>
+                <w:sz w:val="20"/>
+                <w:szCs w:val="20"/>
+              </w:rPr>
+              <w:t xml:space="preserve">Path</w:t>
+            </w:r>
+          </w:p>
+        </w:tc>
+        <w:tc>
+          <w:tcPr>
+            <w:tcW w:type="dxa" w:w="7091"/>
+            <w:tcBorders>
+              <w:top w:val="single" w:color="E9ECEF" w:sz="4"/>
+              <w:left w:val="single" w:color="E9ECEF" w:sz="4"/>
+              <w:bottom w:val="single" w:color="E9ECEF" w:sz="4"/>
+              <w:right w:val="single" w:color="E9ECEF" w:sz="4"/>
+            </w:tcBorders>
+            <w:shd w:fill="006DB6" w:val="clear"/>
+            <w:tcMar>
+              <w:top w:type="dxa" w:w="120"/>
+              <w:left w:type="dxa" w:w="140"/>
+              <w:bottom w:type="dxa" w:w="120"/>
+              <w:right w:type="dxa" w:w="140"/>
+            </w:tcMar>
+            <w:vAlign w:val="center"/>
+          </w:tcPr>
+          <w:p>
+            <w:pPr>
+              <w:jc w:val="left"/>
+            </w:pPr>
+            <w:r>
+              <w:rPr>
+                <w:rFonts w:ascii="Open Sans" w:cs="Open Sans" w:eastAsia="Open Sans" w:hAnsi="Open Sans"/>
+                <w:b/>
+                <w:bCs/>
+                <w:color w:val="FFFFFF"/>
+                <w:sz w:val="20"/>
+                <w:szCs w:val="20"/>
+              </w:rPr>
+              <w:t xml:space="preserve">Reality</w:t>
+            </w:r>
+          </w:p>
+        </w:tc>
+      </w:tr>
+      <w:tr>
+        <w:trPr>
+          <w:cantSplit/>
+        </w:trPr>
+        <w:tc>
+          <w:tcPr>
+            <w:tcW w:type="dxa" w:w="2269"/>
+            <w:tcBorders>
+              <w:top w:val="single" w:color="E9ECEF" w:sz="4"/>
+              <w:left w:val="single" w:color="E9ECEF" w:sz="4"/>
+              <w:bottom w:val="single" w:color="E9ECEF" w:sz="4"/>
+              <w:right w:val="single" w:color="E9ECEF" w:sz="4"/>
+            </w:tcBorders>
+            <w:shd w:fill="FFFFFF" w:val="clear"/>
+            <w:tcMar>
+              <w:top w:type="dxa" w:w="100"/>
+              <w:left w:type="dxa" w:w="140"/>
+              <w:bottom w:type="dxa" w:w="100"/>
+              <w:right w:type="dxa" w:w="140"/>
+            </w:tcMar>
+            <w:vAlign w:val="center"/>
+          </w:tcPr>
+          <w:p>
+            <w:pPr>
+              <w:jc w:val="left"/>
+            </w:pPr>
+            <w:r>
+              <w:rPr>
+                <w:rFonts w:ascii="Open Sans" w:cs="Open Sans" w:eastAsia="Open Sans" w:hAnsi="Open Sans"/>
+                <w:b w:val="false"/>
+                <w:bCs w:val="false"/>
+                <w:color w:val="59595B"/>
+                <w:sz w:val="20"/>
+                <w:szCs w:val="20"/>
+              </w:rPr>
+              <w:t xml:space="preserve">DIY tools</w:t>
+            </w:r>
+          </w:p>
+        </w:tc>
+        <w:tc>
+          <w:tcPr>
+            <w:tcW w:type="dxa" w:w="7091"/>
+            <w:tcBorders>
+              <w:top w:val="single" w:color="E9ECEF" w:sz="4"/>
+              <w:left w:val="single" w:color="E9ECEF" w:sz="4"/>
+              <w:bottom w:val="single" w:color="E9ECEF" w:sz="4"/>
+              <w:right w:val="single" w:color="E9ECEF" w:sz="4"/>
+            </w:tcBorders>
+            <w:shd w:fill="FFFFFF" w:val="clear"/>
+            <w:tcMar>
+              <w:top w:type="dxa" w:w="100"/>
+              <w:left w:type="dxa" w:w="140"/>
+              <w:bottom w:type="dxa" w:w="100"/>
+              <w:right w:type="dxa" w:w="140"/>
+            </w:tcMar>
+            <w:vAlign w:val="center"/>
+          </w:tcPr>
+          <w:p>
+            <w:pPr>
+              <w:jc w:val="left"/>
+            </w:pPr>
+            <w:r>
+              <w:rPr>
+                <w:rFonts w:ascii="Open Sans" w:cs="Open Sans" w:eastAsia="Open Sans" w:hAnsi="Open Sans"/>
+                <w:b w:val="false"/>
+                <w:bCs w:val="false"/>
+                <w:color w:val="59595B"/>
+                <w:sz w:val="20"/>
+                <w:szCs w:val="20"/>
+              </w:rPr>
+              <w:t xml:space="preserve">Inexpensive, but Brandywine assembles, secures, and governs everything — and owns the three risks above alone</w:t>
+            </w:r>
+          </w:p>
+        </w:tc>
+      </w:tr>
+      <w:tr>
+        <w:trPr>
+          <w:cantSplit/>
+        </w:trPr>
+        <w:tc>
+          <w:tcPr>
+            <w:tcW w:type="dxa" w:w="2269"/>
+            <w:tcBorders>
+              <w:top w:val="single" w:color="E9ECEF" w:sz="4"/>
+              <w:left w:val="single" w:color="E9ECEF" w:sz="4"/>
+              <w:bottom w:val="single" w:color="E9ECEF" w:sz="4"/>
+              <w:right w:val="single" w:color="E9ECEF" w:sz="4"/>
+            </w:tcBorders>
+            <w:shd w:fill="F8F9FA" w:val="clear"/>
+            <w:tcMar>
+              <w:top w:type="dxa" w:w="100"/>
+              <w:left w:type="dxa" w:w="140"/>
+              <w:bottom w:type="dxa" w:w="100"/>
+              <w:right w:type="dxa" w:w="140"/>
+            </w:tcMar>
+            <w:vAlign w:val="center"/>
+          </w:tcPr>
+          <w:p>
+            <w:pPr>
+              <w:jc w:val="left"/>
+            </w:pPr>
+            <w:r>
+              <w:rPr>
+                <w:rFonts w:ascii="Open Sans" w:cs="Open Sans" w:eastAsia="Open Sans" w:hAnsi="Open Sans"/>
+                <w:b w:val="false"/>
+                <w:bCs w:val="false"/>
+                <w:color w:val="59595B"/>
+                <w:sz w:val="20"/>
+                <w:szCs w:val="20"/>
+              </w:rPr>
+              <w:t xml:space="preserve">Hire in-house</w:t>
+            </w:r>
+          </w:p>
+        </w:tc>
+        <w:tc>
+          <w:tcPr>
+            <w:tcW w:type="dxa" w:w="7091"/>
+            <w:tcBorders>
+              <w:top w:val="single" w:color="E9ECEF" w:sz="4"/>
+              <w:left w:val="single" w:color="E9ECEF" w:sz="4"/>
+              <w:bottom w:val="single" w:color="E9ECEF" w:sz="4"/>
+              <w:right w:val="single" w:color="E9ECEF" w:sz="4"/>
+            </w:tcBorders>
+            <w:shd w:fill="F8F9FA" w:val="clear"/>
+            <w:tcMar>
+              <w:top w:type="dxa" w:w="100"/>
+              <w:left w:type="dxa" w:w="140"/>
+              <w:bottom w:type="dxa" w:w="100"/>
+              <w:right w:type="dxa" w:w="140"/>
+            </w:tcMar>
+            <w:vAlign w:val="center"/>
+          </w:tcPr>
+          <w:p>
+            <w:pPr>
+              <w:jc w:val="left"/>
+            </w:pPr>
+            <w:r>
+              <w:rPr>
+                <w:rFonts w:ascii="Open Sans" w:cs="Open Sans" w:eastAsia="Open Sans" w:hAnsi="Open Sans"/>
+                <w:b w:val="false"/>
+                <w:bCs w:val="false"/>
+                <w:color w:val="59595B"/>
+                <w:sz w:val="20"/>
+                <w:szCs w:val="20"/>
+              </w:rPr>
+              <w:t xml:space="preserve">A capable AI leader is scarce and typically costs $180K+/year, and one person cannot cover strategy, build, security, and governance for a lean ~50-person team</w:t>
+            </w:r>
+          </w:p>
+        </w:tc>
+      </w:tr>
+      <w:tr>
+        <w:trPr>
+          <w:cantSplit/>
+        </w:trPr>
+        <w:tc>
+          <w:tcPr>
+            <w:tcW w:type="dxa" w:w="2269"/>
+            <w:tcBorders>
+              <w:top w:val="single" w:color="E9ECEF" w:sz="4"/>
+              <w:left w:val="single" w:color="E9ECEF" w:sz="4"/>
+              <w:bottom w:val="single" w:color="E9ECEF" w:sz="4"/>
+              <w:right w:val="single" w:color="E9ECEF" w:sz="4"/>
+            </w:tcBorders>
+            <w:shd w:fill="FFFFFF" w:val="clear"/>
+            <w:tcMar>
+              <w:top w:type="dxa" w:w="100"/>
+              <w:left w:type="dxa" w:w="140"/>
+              <w:bottom w:type="dxa" w:w="100"/>
+              <w:right w:type="dxa" w:w="140"/>
+            </w:tcMar>
+            <w:vAlign w:val="center"/>
+          </w:tcPr>
+          <w:p>
+            <w:pPr>
+              <w:jc w:val="left"/>
+            </w:pPr>
+            <w:r>
+              <w:rPr>
+                <w:rFonts w:ascii="Open Sans" w:cs="Open Sans" w:eastAsia="Open Sans" w:hAnsi="Open Sans"/>
+                <w:b/>
+                <w:bCs/>
+                <w:color w:val="59595B"/>
+                <w:sz w:val="20"/>
+                <w:szCs w:val="20"/>
+              </w:rPr>
+              <w:t xml:space="preserve">Partner (Technijian)</w:t>
+            </w:r>
+          </w:p>
+        </w:tc>
+        <w:tc>
+          <w:tcPr>
+            <w:tcW w:type="dxa" w:w="7091"/>
+            <w:tcBorders>
+              <w:top w:val="single" w:color="E9ECEF" w:sz="4"/>
+              <w:left w:val="single" w:color="E9ECEF" w:sz="4"/>
+              <w:bottom w:val="single" w:color="E9ECEF" w:sz="4"/>
+              <w:right w:val="single" w:color="E9ECEF" w:sz="4"/>
+            </w:tcBorders>
+            <w:shd w:fill="FFFFFF" w:val="clear"/>
+            <w:tcMar>
+              <w:top w:type="dxa" w:w="100"/>
+              <w:left w:type="dxa" w:w="140"/>
+              <w:bottom w:type="dxa" w:w="100"/>
+              <w:right w:type="dxa" w:w="140"/>
+            </w:tcMar>
+            <w:vAlign w:val="center"/>
+          </w:tcPr>
+          <w:p>
+            <w:pPr>
+              <w:jc w:val="left"/>
+            </w:pPr>
+            <w:r>
+              <w:rPr>
+                <w:rFonts w:ascii="Open Sans" w:cs="Open Sans" w:eastAsia="Open Sans" w:hAnsi="Open Sans"/>
+                <w:b/>
+                <w:bCs/>
+                <w:color w:val="59595B"/>
+                <w:sz w:val="20"/>
+                <w:szCs w:val="20"/>
+              </w:rPr>
+              <w:t xml:space="preserve">Strategy, build, security, and governance in one Irvine team at a fraction of a hire — with proven builds and CISSP-led security</w:t>
+            </w:r>
+          </w:p>
+        </w:tc>
+      </w:tr>
+    </w:tbl>
+    <w:p>
+      <w:pPr>
+        <w:spacing w:after="140" w:before="100" w:line="320"/>
+        <w:jc w:val="both"/>
+      </w:pPr>
+      <w:r>
+        <w:rPr>
+          <w:rFonts w:ascii="Open Sans" w:cs="Open Sans" w:eastAsia="Open Sans" w:hAnsi="Open Sans"/>
+          <w:b w:val="false"/>
+          <w:bCs w:val="false"/>
+          <w:i/>
+          <w:iCs/>
+          <w:color w:val="59595B"/>
+          <w:sz w:val="18"/>
+          <w:szCs w:val="18"/>
+        </w:rPr>
+        <w:t xml:space="preserve">Sources cited in this section: MIT Sloan Management (AI literacy); Anthropic (AI system design); the widely-used five-stage AI maturity model (consistent with Gartner and Google Cloud frameworks); U.S. NIST AI Risk Management Framework. Full references in the Appendix.</w:t>
+      </w:r>
+    </w:p>
+    <w:p>
+      <w:pPr>
+        <w:pStyle w:val="Heading1"/>
+        <w:keepNext/>
+        <w:pageBreakBefore/>
+        <w:spacing w:after="120" w:before="0" w:line="240"/>
+      </w:pPr>
+      <w:r>
+        <w:rPr>
+          <w:rFonts w:ascii="Open Sans" w:cs="Open Sans" w:eastAsia="Open Sans" w:hAnsi="Open Sans"/>
+          <w:color w:val="FFFFFF"/>
+          <w:sz w:val="2"/>
+          <w:szCs w:val="2"/>
+        </w:rPr>
+        <w:t xml:space="preserve">11  How AI Grows Brandywine</w:t>
+      </w:r>
+    </w:p>
+    <w:tbl>
+      <w:tblPr>
+        <w:tblW w:type="dxa" w:w="9360"/>
+        <w:tblBorders>
+          <w:top w:val="none" w:color="FFFFFF" w:sz="0"/>
+          <w:left w:val="none" w:color="FFFFFF" w:sz="0"/>
+          <w:bottom w:val="none" w:color="FFFFFF" w:sz="0"/>
+          <w:right w:val="none" w:color="FFFFFF" w:sz="0"/>
+          <w:insideH w:val="single" w:color="auto" w:sz="4"/>
+          <w:insideV w:val="single" w:color="auto" w:sz="4"/>
+        </w:tblBorders>
+      </w:tblPr>
+      <w:tblGrid>
+        <w:gridCol w:w="120"/>
+        <w:gridCol w:w="9240"/>
+      </w:tblGrid>
+      <w:tr>
+        <w:tc>
+          <w:tcPr>
+            <w:tcW w:type="dxa" w:w="120"/>
+            <w:tcBorders>
+              <w:top w:val="none" w:color="FFFFFF" w:sz="0"/>
+              <w:left w:val="none" w:color="FFFFFF" w:sz="0"/>
+              <w:bottom w:val="none" w:color="FFFFFF" w:sz="0"/>
+              <w:right w:val="none" w:color="FFFFFF" w:sz="0"/>
+            </w:tcBorders>
+            <w:shd w:fill="006DB6" w:val="clear"/>
+          </w:tcPr>
+          <w:p>
+            <w:r>
+              <w:t xml:space="preserve"/>
+            </w:r>
+          </w:p>
+        </w:tc>
+        <w:tc>
+          <w:tcPr>
+            <w:tcW w:type="dxa" w:w="9240"/>
+            <w:tcBorders>
+              <w:top w:val="none" w:color="FFFFFF" w:sz="0"/>
+              <w:left w:val="none" w:color="FFFFFF" w:sz="0"/>
+              <w:bottom w:val="none" w:color="FFFFFF" w:sz="0"/>
+              <w:right w:val="none" w:color="FFFFFF" w:sz="0"/>
+            </w:tcBorders>
+            <w:tcMar>
+              <w:top w:type="dxa" w:w="100"/>
+              <w:left w:type="dxa" w:w="200"/>
+              <w:bottom w:type="dxa" w:w="100"/>
+              <w:right w:type="dxa" w:w="0"/>
+            </w:tcMar>
+            <w:vAlign w:val="center"/>
+          </w:tcPr>
+          <w:p>
+            <w:r>
+              <w:rPr>
+                <w:rFonts w:ascii="Open Sans" w:cs="Open Sans" w:eastAsia="Open Sans" w:hAnsi="Open Sans"/>
+                <w:b/>
+                <w:bCs/>
+                <w:color w:val="006DB6"/>
+                <w:sz w:val="34"/>
+                <w:szCs w:val="34"/>
+              </w:rPr>
+              <w:t xml:space="preserve">11  How AI Grows Brandywine</w:t>
             </w:r>
           </w:p>
         </w:tc>
@@ -13613,7 +16445,8 @@
       <w:pPr>
         <w:pStyle w:val="Heading1"/>
         <w:keepNext/>
-        <w:spacing w:after="120" w:before="480" w:line="240"/>
+        <w:pageBreakBefore/>
+        <w:spacing w:after="120" w:before="0" w:line="240"/>
       </w:pPr>
       <w:r>
         <w:rPr>
@@ -13622,7 +16455,7 @@
           <w:sz w:val="2"/>
           <w:szCs w:val="2"/>
         </w:rPr>
-        <w:t xml:space="preserve">11  Business Impact &amp; Service Investment</w:t>
+        <w:t xml:space="preserve">12  Business Impact &amp; Service Investment</w:t>
       </w:r>
     </w:p>
     <w:tbl>
@@ -13686,7 +16519,7 @@
                 <w:sz w:val="34"/>
                 <w:szCs w:val="34"/>
               </w:rPr>
-              <w:t xml:space="preserve">11  Business Impact &amp; Service Investment</w:t>
+              <w:t xml:space="preserve">12  Business Impact &amp; Service Investment</w:t>
             </w:r>
           </w:p>
         </w:tc>
@@ -13716,9 +16549,124 @@
           <w:sz w:val="22"/>
           <w:szCs w:val="22"/>
         </w:rPr>
-        <w:t xml:space="preserve">The model below is built from public and industry benchmarks because Brandywine’s internal numbers were not available for this draft. Every figure is estimated and conservative; the discovery questions in Section 14 replace them with real baselines. The logic holds across a wide range of inputs, because the levers — land sourced, entitlement time saved, margin protected, homes absorbed — are large relative to the program cost.</w:t>
+        <w:t xml:space="preserve">The model below is built from public and industry benchmarks because Brandywine’s internal numbers were not available for this draft. Every figure is estimated and conservative; the discovery questions in Section 15 replace them with real baselines. The logic holds across a wide range of inputs, because the levers — land sourced, entitlement time saved, margin protected, homes absorbed — are large relative to the program cost.</w:t>
       </w:r>
     </w:p>
+    <w:p>
+      <w:pPr>
+        <w:spacing w:after="0" w:before="120"/>
+      </w:pPr>
+      <w:r>
+        <w:t xml:space="preserve"/>
+      </w:r>
+    </w:p>
+    <w:tbl>
+      <w:tblPr>
+        <w:tblW w:type="dxa" w:w="9360"/>
+        <w:tblBorders>
+          <w:top w:val="single" w:color="auto" w:sz="4"/>
+          <w:left w:val="single" w:color="auto" w:sz="4"/>
+          <w:bottom w:val="single" w:color="auto" w:sz="4"/>
+          <w:right w:val="single" w:color="auto" w:sz="4"/>
+          <w:insideH w:val="single" w:color="auto" w:sz="4"/>
+          <w:insideV w:val="single" w:color="auto" w:sz="4"/>
+        </w:tblBorders>
+      </w:tblPr>
+      <w:tblGrid>
+        <w:gridCol w:w="80"/>
+        <w:gridCol w:w="9280"/>
+      </w:tblGrid>
+      <w:tr>
+        <w:trPr>
+          <w:cantSplit/>
+        </w:trPr>
+        <w:tc>
+          <w:tcPr>
+            <w:tcW w:type="dxa" w:w="80"/>
+            <w:tcBorders>
+              <w:top w:val="none" w:color="FFFFFF" w:sz="0"/>
+              <w:left w:val="none" w:color="FFFFFF" w:sz="0"/>
+              <w:bottom w:val="none" w:color="FFFFFF" w:sz="0"/>
+              <w:right w:val="none" w:color="FFFFFF" w:sz="0"/>
+            </w:tcBorders>
+            <w:shd w:fill="F67D4B" w:val="clear"/>
+          </w:tcPr>
+          <w:p>
+            <w:r>
+              <w:t xml:space="preserve"/>
+            </w:r>
+          </w:p>
+        </w:tc>
+        <w:tc>
+          <w:tcPr>
+            <w:tcW w:type="dxa" w:w="9280"/>
+            <w:tcBorders>
+              <w:top w:val="none" w:color="FFFFFF" w:sz="0"/>
+              <w:left w:val="none" w:color="FFFFFF" w:sz="0"/>
+              <w:bottom w:val="none" w:color="FFFFFF" w:sz="0"/>
+              <w:right w:val="none" w:color="FFFFFF" w:sz="0"/>
+            </w:tcBorders>
+            <w:shd w:fill="F8F9FA" w:val="clear"/>
+            <w:tcMar>
+              <w:top w:type="dxa" w:w="160"/>
+              <w:left w:type="dxa" w:w="240"/>
+              <w:bottom w:type="dxa" w:w="160"/>
+              <w:right w:type="dxa" w:w="200"/>
+            </w:tcMar>
+          </w:tcPr>
+          <w:p>
+            <w:pPr>
+              <w:keepNext/>
+              <w:keepLines/>
+              <w:spacing w:after="80" w:before="80"/>
+            </w:pPr>
+            <w:r>
+              <w:rPr>
+                <w:rFonts w:ascii="Open Sans" w:cs="Open Sans" w:eastAsia="Open Sans" w:hAnsi="Open Sans"/>
+                <w:b/>
+                <w:bCs/>
+                <w:color w:val="F67D4B"/>
+                <w:sz w:val="22"/>
+                <w:szCs w:val="22"/>
+              </w:rPr>
+              <w:t xml:space="preserve">AI as a Managed Investment — Not a Leap of Faith</w:t>
+            </w:r>
+          </w:p>
+          <w:p>
+            <w:pPr>
+              <w:keepNext/>
+              <w:keepLines/>
+              <w:spacing w:after="60" w:before="40" w:line="300"/>
+            </w:pPr>
+            <w:r>
+              <w:rPr>
+                <w:rFonts w:ascii="Open Sans" w:cs="Open Sans" w:eastAsia="Open Sans" w:hAnsi="Open Sans"/>
+                <w:color w:val="59595B"/>
+                <w:sz w:val="20"/>
+                <w:szCs w:val="20"/>
+              </w:rPr>
+              <w:t xml:space="preserve">The reason most AI spending disappoints is not the technology — it is the lack of measurement. Per McKinsey’s State of AI, the large majority of companies now use AI, but only a minority see a real profit impact; the difference is disciplined measurement, not bigger budgets.</w:t>
+            </w:r>
+          </w:p>
+          <w:p>
+            <w:pPr>
+              <w:keepNext w:val="false"/>
+              <w:keepLines/>
+              <w:spacing w:after="60" w:before="40" w:line="300"/>
+            </w:pPr>
+            <w:r>
+              <w:rPr>
+                <w:rFonts w:ascii="Open Sans" w:cs="Open Sans" w:eastAsia="Open Sans" w:hAnsi="Open Sans"/>
+                <w:color w:val="59595B"/>
+                <w:sz w:val="20"/>
+                <w:szCs w:val="20"/>
+              </w:rPr>
+              <w:t xml:space="preserve">Technijian runs every engagement with stage-gates: we track adoption, then operational improvement, then financial benefit against total cost — and if a pilot does not clear its cost at the gate, we stop and re-scope. Brandywine carries the upside, not blind risk.</w:t>
+            </w:r>
+          </w:p>
+        </w:tc>
+      </w:tr>
+    </w:tbl>
     <w:p>
       <w:pPr>
         <w:spacing w:after="0" w:before="140"/>
@@ -15940,7 +18888,7 @@
           <w:sz w:val="26"/>
           <w:szCs w:val="26"/>
         </w:rPr>
-        <w:t xml:space="preserve">Technijian Service Investment Map</w:t>
+        <w:t xml:space="preserve">The Entry Offer — The 90-Day AI Land &amp; Visibility Pilot</w:t>
       </w:r>
     </w:p>
     <w:p>
@@ -15959,7 +18907,7 @@
           <w:sz w:val="22"/>
           <w:szCs w:val="22"/>
         </w:rPr>
-        <w:t xml:space="preserve">Structured to start small. The entry program is the headline ask — recurring quick-win services and a workshop, no large build — and pays for itself on the land and absorption levers alone. The custom build is the expansion, deliberately held for after the entry proves the lift.</w:t>
+        <w:t xml:space="preserve">Start with one clearly-scoped, fixed-price program — not an open-ended engagement. The pilot turns on AI land and account intelligence, fixes the crawler block, and stands up the AI-search and partner-facing presence, and proves the lift before any larger build is discussed. It is the headline ask — recurring quick-win services and a workshop, no large build — and pays for itself on the land and absorption levers alone. The custom build is the expansion, deliberately held for after the pilot proves out.</w:t>
       </w:r>
     </w:p>
     <w:tbl>
@@ -16596,7 +19544,7 @@
                 <w:sz w:val="20"/>
                 <w:szCs w:val="20"/>
               </w:rPr>
-              <w:t xml:space="preserve">ENTRY PROGRAM SUBTOTAL</w:t>
+              <w:t xml:space="preserve">THE 90-DAY PILOT — YEAR 1</w:t>
             </w:r>
           </w:p>
         </w:tc>
@@ -17282,6 +20230,121 @@
                 <w:szCs w:val="20"/>
               </w:rPr>
               <w:t xml:space="preserve">~$146,000</w:t>
+            </w:r>
+          </w:p>
+        </w:tc>
+      </w:tr>
+    </w:tbl>
+    <w:p>
+      <w:pPr>
+        <w:spacing w:after="0" w:before="120"/>
+      </w:pPr>
+      <w:r>
+        <w:t xml:space="preserve"/>
+      </w:r>
+    </w:p>
+    <w:tbl>
+      <w:tblPr>
+        <w:tblW w:type="dxa" w:w="9360"/>
+        <w:tblBorders>
+          <w:top w:val="single" w:color="auto" w:sz="4"/>
+          <w:left w:val="single" w:color="auto" w:sz="4"/>
+          <w:bottom w:val="single" w:color="auto" w:sz="4"/>
+          <w:right w:val="single" w:color="auto" w:sz="4"/>
+          <w:insideH w:val="single" w:color="auto" w:sz="4"/>
+          <w:insideV w:val="single" w:color="auto" w:sz="4"/>
+        </w:tblBorders>
+      </w:tblPr>
+      <w:tblGrid>
+        <w:gridCol w:w="80"/>
+        <w:gridCol w:w="9280"/>
+      </w:tblGrid>
+      <w:tr>
+        <w:trPr>
+          <w:cantSplit/>
+        </w:trPr>
+        <w:tc>
+          <w:tcPr>
+            <w:tcW w:type="dxa" w:w="80"/>
+            <w:tcBorders>
+              <w:top w:val="none" w:color="FFFFFF" w:sz="0"/>
+              <w:left w:val="none" w:color="FFFFFF" w:sz="0"/>
+              <w:bottom w:val="none" w:color="FFFFFF" w:sz="0"/>
+              <w:right w:val="none" w:color="FFFFFF" w:sz="0"/>
+            </w:tcBorders>
+            <w:shd w:fill="F67D4B" w:val="clear"/>
+          </w:tcPr>
+          <w:p>
+            <w:r>
+              <w:t xml:space="preserve"/>
+            </w:r>
+          </w:p>
+        </w:tc>
+        <w:tc>
+          <w:tcPr>
+            <w:tcW w:type="dxa" w:w="9280"/>
+            <w:tcBorders>
+              <w:top w:val="none" w:color="FFFFFF" w:sz="0"/>
+              <w:left w:val="none" w:color="FFFFFF" w:sz="0"/>
+              <w:bottom w:val="none" w:color="FFFFFF" w:sz="0"/>
+              <w:right w:val="none" w:color="FFFFFF" w:sz="0"/>
+            </w:tcBorders>
+            <w:shd w:fill="F8F9FA" w:val="clear"/>
+            <w:tcMar>
+              <w:top w:type="dxa" w:w="160"/>
+              <w:left w:type="dxa" w:w="240"/>
+              <w:bottom w:type="dxa" w:w="160"/>
+              <w:right w:type="dxa" w:w="200"/>
+            </w:tcMar>
+          </w:tcPr>
+          <w:p>
+            <w:pPr>
+              <w:keepNext/>
+              <w:keepLines/>
+              <w:spacing w:after="80" w:before="80"/>
+            </w:pPr>
+            <w:r>
+              <w:rPr>
+                <w:rFonts w:ascii="Open Sans" w:cs="Open Sans" w:eastAsia="Open Sans" w:hAnsi="Open Sans"/>
+                <w:b/>
+                <w:bCs/>
+                <w:color w:val="F67D4B"/>
+                <w:sz w:val="22"/>
+                <w:szCs w:val="22"/>
+              </w:rPr>
+              <w:t xml:space="preserve">The Pilot Bar — and Our Commitment</w:t>
+            </w:r>
+          </w:p>
+          <w:p>
+            <w:pPr>
+              <w:keepNext/>
+              <w:keepLines/>
+              <w:spacing w:after="60" w:before="40" w:line="300"/>
+            </w:pPr>
+            <w:r>
+              <w:rPr>
+                <w:rFonts w:ascii="Open Sans" w:cs="Open Sans" w:eastAsia="Open Sans" w:hAnsi="Open Sans"/>
+                <w:color w:val="59595B"/>
+                <w:sz w:val="20"/>
+                <w:szCs w:val="20"/>
+              </w:rPr>
+              <w:t xml:space="preserve">Success metric: within 90 days, AI land-and-account intelligence is live and delivering a scored, prioritized pipeline of Southern California infill parcels and partner targets the team would not have surfaced by hand, AND Brandywine is readable and cited by AI search — the crawler block is fixed and the answer-engine and partner-facing presence are live.</w:t>
+            </w:r>
+          </w:p>
+          <w:p>
+            <w:pPr>
+              <w:keepNext w:val="false"/>
+              <w:keepLines/>
+              <w:spacing w:after="60" w:before="40" w:line="300"/>
+            </w:pPr>
+            <w:r>
+              <w:rPr>
+                <w:rFonts w:ascii="Open Sans" w:cs="Open Sans" w:eastAsia="Open Sans" w:hAnsi="Open Sans"/>
+                <w:color w:val="59595B"/>
+                <w:sz w:val="20"/>
+                <w:szCs w:val="20"/>
+              </w:rPr>
+              <w:t xml:space="preserve">Our commitment: the pilot is month-to-month after the initial term — no lock-in. If it has not hit the metric above by day 90, you are under no obligation to continue, and we will tell you honestly whether it is worth continuing. You carry the upside, not the risk.</w:t>
             </w:r>
           </w:p>
         </w:tc>
@@ -17318,7 +20381,8 @@
       <w:pPr>
         <w:pStyle w:val="Heading1"/>
         <w:keepNext/>
-        <w:spacing w:after="120" w:before="480" w:line="240"/>
+        <w:pageBreakBefore/>
+        <w:spacing w:after="120" w:before="0" w:line="240"/>
       </w:pPr>
       <w:r>
         <w:rPr>
@@ -17327,7 +20391,7 @@
           <w:sz w:val="2"/>
           <w:szCs w:val="2"/>
         </w:rPr>
-        <w:t xml:space="preserve">12  Implementation Roadmap</w:t>
+        <w:t xml:space="preserve">13  Implementation Roadmap</w:t>
       </w:r>
     </w:p>
     <w:tbl>
@@ -17391,7 +20455,7 @@
                 <w:sz w:val="34"/>
                 <w:szCs w:val="34"/>
               </w:rPr>
-              <w:t xml:space="preserve">12  Implementation Roadmap</w:t>
+              <w:t xml:space="preserve">13  Implementation Roadmap</w:t>
             </w:r>
           </w:p>
         </w:tc>
@@ -18356,7 +21420,7 @@
                 <w:sz w:val="20"/>
                 <w:szCs w:val="20"/>
               </w:rPr>
-              <w:t xml:space="preserve">Bring schedule and budget-variance AI into production and deliver the ROI dashboard against the Section 14 baselines.</w:t>
+              <w:t xml:space="preserve">Bring schedule and budget-variance AI into production and deliver the ROI dashboard against the Section 15 baselines.</w:t>
             </w:r>
           </w:p>
         </w:tc>
@@ -18366,7 +21430,8 @@
       <w:pPr>
         <w:pStyle w:val="Heading1"/>
         <w:keepNext/>
-        <w:spacing w:after="120" w:before="480" w:line="240"/>
+        <w:pageBreakBefore/>
+        <w:spacing w:after="120" w:before="0" w:line="240"/>
       </w:pPr>
       <w:r>
         <w:rPr>
@@ -18375,7 +21440,7 @@
           <w:sz w:val="2"/>
           <w:szCs w:val="2"/>
         </w:rPr>
-        <w:t xml:space="preserve">13  Quick Wins — Start This Week</w:t>
+        <w:t xml:space="preserve">14  Quick Wins — Start This Week</w:t>
       </w:r>
     </w:p>
     <w:tbl>
@@ -18439,7 +21504,7 @@
                 <w:sz w:val="34"/>
                 <w:szCs w:val="34"/>
               </w:rPr>
-              <w:t xml:space="preserve">13  Quick Wins — Start This Week</w:t>
+              <w:t xml:space="preserve">14  Quick Wins — Start This Week</w:t>
             </w:r>
           </w:p>
         </w:tc>
@@ -18971,7 +22036,8 @@
       <w:pPr>
         <w:pStyle w:val="Heading1"/>
         <w:keepNext/>
-        <w:spacing w:after="120" w:before="480" w:line="240"/>
+        <w:pageBreakBefore/>
+        <w:spacing w:after="120" w:before="0" w:line="240"/>
       </w:pPr>
       <w:r>
         <w:rPr>
@@ -18980,7 +22046,7 @@
           <w:sz w:val="2"/>
           <w:szCs w:val="2"/>
         </w:rPr>
-        <w:t xml:space="preserve">14  Questions to Calibrate This Plan</w:t>
+        <w:t xml:space="preserve">15  Questions to Calibrate This Plan</w:t>
       </w:r>
     </w:p>
     <w:tbl>
@@ -19044,7 +22110,7 @@
                 <w:sz w:val="34"/>
                 <w:szCs w:val="34"/>
               </w:rPr>
-              <w:t xml:space="preserve">14  Questions to Calibrate This Plan</w:t>
+              <w:t xml:space="preserve">15  Questions to Calibrate This Plan</w:t>
             </w:r>
           </w:p>
         </w:tc>
@@ -19074,7 +22140,7 @@
           <w:sz w:val="22"/>
           <w:szCs w:val="22"/>
         </w:rPr>
-        <w:t xml:space="preserve">This blueprint was built from public information. The numbers in Sections 11 and 12 are deliberately conservative estimates — a short discovery call replaces them with Brandywine’s real baselines and sharpens the whole program. These are the questions that move the model the most:</w:t>
+        <w:t xml:space="preserve">This blueprint was built from public information. The numbers in Sections 12 and 13 are deliberately conservative estimates — a short discovery call replaces them with Brandywine’s real baselines and sharpens the whole program. These are the questions that move the model the most:</w:t>
       </w:r>
     </w:p>
     <w:p>
@@ -20229,7 +23295,8 @@
       <w:pPr>
         <w:pStyle w:val="Heading1"/>
         <w:keepNext/>
-        <w:spacing w:after="120" w:before="480" w:line="240"/>
+        <w:pageBreakBefore/>
+        <w:spacing w:after="120" w:before="0" w:line="240"/>
       </w:pPr>
       <w:r>
         <w:rPr>
@@ -20238,7 +23305,7 @@
           <w:sz w:val="2"/>
           <w:szCs w:val="2"/>
         </w:rPr>
-        <w:t xml:space="preserve">15  What Happens Next</w:t>
+        <w:t xml:space="preserve">16  Questions We Usually Get</w:t>
       </w:r>
     </w:p>
     <w:tbl>
@@ -20267,6 +23334,668 @@
               <w:bottom w:val="none" w:color="FFFFFF" w:sz="0"/>
               <w:right w:val="none" w:color="FFFFFF" w:sz="0"/>
             </w:tcBorders>
+            <w:shd w:fill="006DB6" w:val="clear"/>
+          </w:tcPr>
+          <w:p>
+            <w:r>
+              <w:t xml:space="preserve"/>
+            </w:r>
+          </w:p>
+        </w:tc>
+        <w:tc>
+          <w:tcPr>
+            <w:tcW w:type="dxa" w:w="9240"/>
+            <w:tcBorders>
+              <w:top w:val="none" w:color="FFFFFF" w:sz="0"/>
+              <w:left w:val="none" w:color="FFFFFF" w:sz="0"/>
+              <w:bottom w:val="none" w:color="FFFFFF" w:sz="0"/>
+              <w:right w:val="none" w:color="FFFFFF" w:sz="0"/>
+            </w:tcBorders>
+            <w:tcMar>
+              <w:top w:type="dxa" w:w="100"/>
+              <w:left w:type="dxa" w:w="200"/>
+              <w:bottom w:type="dxa" w:w="100"/>
+              <w:right w:type="dxa" w:w="0"/>
+            </w:tcMar>
+            <w:vAlign w:val="center"/>
+          </w:tcPr>
+          <w:p>
+            <w:r>
+              <w:rPr>
+                <w:rFonts w:ascii="Open Sans" w:cs="Open Sans" w:eastAsia="Open Sans" w:hAnsi="Open Sans"/>
+                <w:b/>
+                <w:bCs/>
+                <w:color w:val="006DB6"/>
+                <w:sz w:val="34"/>
+                <w:szCs w:val="34"/>
+              </w:rPr>
+              <w:t xml:space="preserve">16  Questions We Usually Get</w:t>
+            </w:r>
+          </w:p>
+        </w:tc>
+      </w:tr>
+    </w:tbl>
+    <w:p>
+      <w:pPr>
+        <w:spacing w:after="0" w:before="100"/>
+      </w:pPr>
+      <w:r>
+        <w:t xml:space="preserve"/>
+      </w:r>
+    </w:p>
+    <w:p>
+      <w:pPr>
+        <w:spacing w:after="140" w:before="0" w:line="320"/>
+        <w:jc w:val="both"/>
+      </w:pPr>
+      <w:r>
+        <w:rPr>
+          <w:rFonts w:ascii="Open Sans" w:cs="Open Sans" w:eastAsia="Open Sans" w:hAnsi="Open Sans"/>
+          <w:b w:val="false"/>
+          <w:bCs w:val="false"/>
+          <w:i w:val="false"/>
+          <w:iCs w:val="false"/>
+          <w:color w:val="59595B"/>
+          <w:sz w:val="22"/>
+          <w:szCs w:val="22"/>
+        </w:rPr>
+        <w:t xml:space="preserve">The honest answers to the questions Brandywine leadership is most likely asking right now.</w:t>
+      </w:r>
+    </w:p>
+    <w:p>
+      <w:pPr>
+        <w:spacing w:after="0" w:before="120"/>
+      </w:pPr>
+      <w:r>
+        <w:t xml:space="preserve"/>
+      </w:r>
+    </w:p>
+    <w:tbl>
+      <w:tblPr>
+        <w:tblW w:type="dxa" w:w="9360"/>
+        <w:tblBorders>
+          <w:top w:val="single" w:color="auto" w:sz="4"/>
+          <w:left w:val="single" w:color="auto" w:sz="4"/>
+          <w:bottom w:val="single" w:color="auto" w:sz="4"/>
+          <w:right w:val="single" w:color="auto" w:sz="4"/>
+          <w:insideH w:val="single" w:color="auto" w:sz="4"/>
+          <w:insideV w:val="single" w:color="auto" w:sz="4"/>
+        </w:tblBorders>
+      </w:tblPr>
+      <w:tblGrid>
+        <w:gridCol w:w="3510"/>
+        <w:gridCol w:w="5850"/>
+      </w:tblGrid>
+      <w:tr>
+        <w:trPr>
+          <w:cantSplit/>
+          <w:tblHeader/>
+        </w:trPr>
+        <w:tc>
+          <w:tcPr>
+            <w:tcW w:type="dxa" w:w="3510"/>
+            <w:tcBorders>
+              <w:top w:val="single" w:color="E9ECEF" w:sz="4"/>
+              <w:left w:val="single" w:color="E9ECEF" w:sz="4"/>
+              <w:bottom w:val="single" w:color="E9ECEF" w:sz="4"/>
+              <w:right w:val="single" w:color="E9ECEF" w:sz="4"/>
+            </w:tcBorders>
+            <w:shd w:fill="006DB6" w:val="clear"/>
+            <w:tcMar>
+              <w:top w:type="dxa" w:w="120"/>
+              <w:left w:type="dxa" w:w="140"/>
+              <w:bottom w:type="dxa" w:w="120"/>
+              <w:right w:type="dxa" w:w="140"/>
+            </w:tcMar>
+            <w:vAlign w:val="center"/>
+          </w:tcPr>
+          <w:p>
+            <w:pPr>
+              <w:jc w:val="left"/>
+            </w:pPr>
+            <w:r>
+              <w:rPr>
+                <w:rFonts w:ascii="Open Sans" w:cs="Open Sans" w:eastAsia="Open Sans" w:hAnsi="Open Sans"/>
+                <w:b/>
+                <w:bCs/>
+                <w:color w:val="FFFFFF"/>
+                <w:sz w:val="20"/>
+                <w:szCs w:val="20"/>
+              </w:rPr>
+              <w:t xml:space="preserve">Question</w:t>
+            </w:r>
+          </w:p>
+        </w:tc>
+        <w:tc>
+          <w:tcPr>
+            <w:tcW w:type="dxa" w:w="5850"/>
+            <w:tcBorders>
+              <w:top w:val="single" w:color="E9ECEF" w:sz="4"/>
+              <w:left w:val="single" w:color="E9ECEF" w:sz="4"/>
+              <w:bottom w:val="single" w:color="E9ECEF" w:sz="4"/>
+              <w:right w:val="single" w:color="E9ECEF" w:sz="4"/>
+            </w:tcBorders>
+            <w:shd w:fill="006DB6" w:val="clear"/>
+            <w:tcMar>
+              <w:top w:type="dxa" w:w="120"/>
+              <w:left w:type="dxa" w:w="140"/>
+              <w:bottom w:type="dxa" w:w="120"/>
+              <w:right w:type="dxa" w:w="140"/>
+            </w:tcMar>
+            <w:vAlign w:val="center"/>
+          </w:tcPr>
+          <w:p>
+            <w:pPr>
+              <w:jc w:val="left"/>
+            </w:pPr>
+            <w:r>
+              <w:rPr>
+                <w:rFonts w:ascii="Open Sans" w:cs="Open Sans" w:eastAsia="Open Sans" w:hAnsi="Open Sans"/>
+                <w:b/>
+                <w:bCs/>
+                <w:color w:val="FFFFFF"/>
+                <w:sz w:val="20"/>
+                <w:szCs w:val="20"/>
+              </w:rPr>
+              <w:t xml:space="preserve">Our Honest Answer</w:t>
+            </w:r>
+          </w:p>
+        </w:tc>
+      </w:tr>
+      <w:tr>
+        <w:trPr>
+          <w:cantSplit/>
+        </w:trPr>
+        <w:tc>
+          <w:tcPr>
+            <w:tcW w:type="dxa" w:w="3510"/>
+            <w:tcBorders>
+              <w:top w:val="single" w:color="E9ECEF" w:sz="4"/>
+              <w:left w:val="single" w:color="E9ECEF" w:sz="4"/>
+              <w:bottom w:val="single" w:color="E9ECEF" w:sz="4"/>
+              <w:right w:val="single" w:color="E9ECEF" w:sz="4"/>
+            </w:tcBorders>
+            <w:shd w:fill="FFFFFF" w:val="clear"/>
+            <w:tcMar>
+              <w:top w:type="dxa" w:w="100"/>
+              <w:left w:type="dxa" w:w="140"/>
+              <w:bottom w:type="dxa" w:w="100"/>
+              <w:right w:type="dxa" w:w="140"/>
+            </w:tcMar>
+            <w:vAlign w:val="center"/>
+          </w:tcPr>
+          <w:p>
+            <w:pPr>
+              <w:jc w:val="left"/>
+            </w:pPr>
+            <w:r>
+              <w:rPr>
+                <w:rFonts w:ascii="Open Sans" w:cs="Open Sans" w:eastAsia="Open Sans" w:hAnsi="Open Sans"/>
+                <w:b/>
+                <w:bCs/>
+                <w:color w:val="59595B"/>
+                <w:sz w:val="20"/>
+                <w:szCs w:val="20"/>
+              </w:rPr>
+              <w:t xml:space="preserve">We already have a web partner (P11) and an SEO blog. Why add Technijian?</w:t>
+            </w:r>
+          </w:p>
+        </w:tc>
+        <w:tc>
+          <w:tcPr>
+            <w:tcW w:type="dxa" w:w="5850"/>
+            <w:tcBorders>
+              <w:top w:val="single" w:color="E9ECEF" w:sz="4"/>
+              <w:left w:val="single" w:color="E9ECEF" w:sz="4"/>
+              <w:bottom w:val="single" w:color="E9ECEF" w:sz="4"/>
+              <w:right w:val="single" w:color="E9ECEF" w:sz="4"/>
+            </w:tcBorders>
+            <w:shd w:fill="FFFFFF" w:val="clear"/>
+            <w:tcMar>
+              <w:top w:type="dxa" w:w="100"/>
+              <w:left w:type="dxa" w:w="140"/>
+              <w:bottom w:type="dxa" w:w="100"/>
+              <w:right w:type="dxa" w:w="140"/>
+            </w:tcMar>
+            <w:vAlign w:val="center"/>
+          </w:tcPr>
+          <w:p>
+            <w:pPr>
+              <w:jc w:val="left"/>
+            </w:pPr>
+            <w:r>
+              <w:rPr>
+                <w:rFonts w:ascii="Open Sans" w:cs="Open Sans" w:eastAsia="Open Sans" w:hAnsi="Open Sans"/>
+                <w:b w:val="false"/>
+                <w:bCs w:val="false"/>
+                <w:color w:val="59595B"/>
+                <w:sz w:val="20"/>
+                <w:szCs w:val="20"/>
+              </w:rPr>
+              <w:t xml:space="preserve">Keep them — they built a solid, modern site. We add the layer they do not: AI-search optimization (answer-engine) that fixes the crawler block, the landowner and city-facing B2B presence, and the AI land intelligence and internal automation no web or SEO shop provides. We run alongside your partner, not over them.</w:t>
+            </w:r>
+          </w:p>
+        </w:tc>
+      </w:tr>
+      <w:tr>
+        <w:trPr>
+          <w:cantSplit/>
+        </w:trPr>
+        <w:tc>
+          <w:tcPr>
+            <w:tcW w:type="dxa" w:w="3510"/>
+            <w:tcBorders>
+              <w:top w:val="single" w:color="E9ECEF" w:sz="4"/>
+              <w:left w:val="single" w:color="E9ECEF" w:sz="4"/>
+              <w:bottom w:val="single" w:color="E9ECEF" w:sz="4"/>
+              <w:right w:val="single" w:color="E9ECEF" w:sz="4"/>
+            </w:tcBorders>
+            <w:shd w:fill="F8F9FA" w:val="clear"/>
+            <w:tcMar>
+              <w:top w:type="dxa" w:w="100"/>
+              <w:left w:type="dxa" w:w="140"/>
+              <w:bottom w:type="dxa" w:w="100"/>
+              <w:right w:type="dxa" w:w="140"/>
+            </w:tcMar>
+            <w:vAlign w:val="center"/>
+          </w:tcPr>
+          <w:p>
+            <w:pPr>
+              <w:jc w:val="left"/>
+            </w:pPr>
+            <w:r>
+              <w:rPr>
+                <w:rFonts w:ascii="Open Sans" w:cs="Open Sans" w:eastAsia="Open Sans" w:hAnsi="Open Sans"/>
+                <w:b/>
+                <w:bCs/>
+                <w:color w:val="59595B"/>
+                <w:sz w:val="20"/>
+                <w:szCs w:val="20"/>
+              </w:rPr>
+              <w:t xml:space="preserve">Isn’t AI mostly hype right now?</w:t>
+            </w:r>
+          </w:p>
+        </w:tc>
+        <w:tc>
+          <w:tcPr>
+            <w:tcW w:type="dxa" w:w="5850"/>
+            <w:tcBorders>
+              <w:top w:val="single" w:color="E9ECEF" w:sz="4"/>
+              <w:left w:val="single" w:color="E9ECEF" w:sz="4"/>
+              <w:bottom w:val="single" w:color="E9ECEF" w:sz="4"/>
+              <w:right w:val="single" w:color="E9ECEF" w:sz="4"/>
+            </w:tcBorders>
+            <w:shd w:fill="F8F9FA" w:val="clear"/>
+            <w:tcMar>
+              <w:top w:type="dxa" w:w="100"/>
+              <w:left w:type="dxa" w:w="140"/>
+              <w:bottom w:type="dxa" w:w="100"/>
+              <w:right w:type="dxa" w:w="140"/>
+            </w:tcMar>
+            <w:vAlign w:val="center"/>
+          </w:tcPr>
+          <w:p>
+            <w:pPr>
+              <w:jc w:val="left"/>
+            </w:pPr>
+            <w:r>
+              <w:rPr>
+                <w:rFonts w:ascii="Open Sans" w:cs="Open Sans" w:eastAsia="Open Sans" w:hAnsi="Open Sans"/>
+                <w:b w:val="false"/>
+                <w:bCs w:val="false"/>
+                <w:color w:val="59595B"/>
+                <w:sz w:val="20"/>
+                <w:szCs w:val="20"/>
+              </w:rPr>
+              <w:t xml:space="preserve">A lot of it is. That is why this blueprint starts with simple, proven automations that pay back fast — parcel screening and document drafting — not autonomous "agents" running your business. We use the simplest tool that works, measure it, and only expand what earns its place. The national giants already run AI on land and sales; this is the same discipline, tuned for infill.</w:t>
+            </w:r>
+          </w:p>
+        </w:tc>
+      </w:tr>
+      <w:tr>
+        <w:trPr>
+          <w:cantSplit/>
+        </w:trPr>
+        <w:tc>
+          <w:tcPr>
+            <w:tcW w:type="dxa" w:w="3510"/>
+            <w:tcBorders>
+              <w:top w:val="single" w:color="E9ECEF" w:sz="4"/>
+              <w:left w:val="single" w:color="E9ECEF" w:sz="4"/>
+              <w:bottom w:val="single" w:color="E9ECEF" w:sz="4"/>
+              <w:right w:val="single" w:color="E9ECEF" w:sz="4"/>
+            </w:tcBorders>
+            <w:shd w:fill="FFFFFF" w:val="clear"/>
+            <w:tcMar>
+              <w:top w:type="dxa" w:w="100"/>
+              <w:left w:type="dxa" w:w="140"/>
+              <w:bottom w:type="dxa" w:w="100"/>
+              <w:right w:type="dxa" w:w="140"/>
+            </w:tcMar>
+            <w:vAlign w:val="center"/>
+          </w:tcPr>
+          <w:p>
+            <w:pPr>
+              <w:jc w:val="left"/>
+            </w:pPr>
+            <w:r>
+              <w:rPr>
+                <w:rFonts w:ascii="Open Sans" w:cs="Open Sans" w:eastAsia="Open Sans" w:hAnsi="Open Sans"/>
+                <w:b/>
+                <w:bCs/>
+                <w:color w:val="59595B"/>
+                <w:sz w:val="20"/>
+                <w:szCs w:val="20"/>
+              </w:rPr>
+              <w:t xml:space="preserve">Is our data — deal terms, capital relationships, feasibility numbers — safe?</w:t>
+            </w:r>
+          </w:p>
+        </w:tc>
+        <w:tc>
+          <w:tcPr>
+            <w:tcW w:type="dxa" w:w="5850"/>
+            <w:tcBorders>
+              <w:top w:val="single" w:color="E9ECEF" w:sz="4"/>
+              <w:left w:val="single" w:color="E9ECEF" w:sz="4"/>
+              <w:bottom w:val="single" w:color="E9ECEF" w:sz="4"/>
+              <w:right w:val="single" w:color="E9ECEF" w:sz="4"/>
+            </w:tcBorders>
+            <w:shd w:fill="FFFFFF" w:val="clear"/>
+            <w:tcMar>
+              <w:top w:type="dxa" w:w="100"/>
+              <w:left w:type="dxa" w:w="140"/>
+              <w:bottom w:type="dxa" w:w="100"/>
+              <w:right w:type="dxa" w:w="140"/>
+            </w:tcMar>
+            <w:vAlign w:val="center"/>
+          </w:tcPr>
+          <w:p>
+            <w:pPr>
+              <w:jc w:val="left"/>
+            </w:pPr>
+            <w:r>
+              <w:rPr>
+                <w:rFonts w:ascii="Open Sans" w:cs="Open Sans" w:eastAsia="Open Sans" w:hAnsi="Open Sans"/>
+                <w:b w:val="false"/>
+                <w:bCs w:val="false"/>
+                <w:color w:val="59595B"/>
+                <w:sz w:val="20"/>
+                <w:szCs w:val="20"/>
+              </w:rPr>
+              <w:t xml:space="preserve">Yes. Sensitive data never touches a public AI model; we deploy private, governed systems with human review on anything that goes to a city, a partner, or a buyer, led by a CISSP-certified team. Data governance is part of the free Nexus Assess in the Quick Wins.</w:t>
+            </w:r>
+          </w:p>
+        </w:tc>
+      </w:tr>
+      <w:tr>
+        <w:trPr>
+          <w:cantSplit/>
+        </w:trPr>
+        <w:tc>
+          <w:tcPr>
+            <w:tcW w:type="dxa" w:w="3510"/>
+            <w:tcBorders>
+              <w:top w:val="single" w:color="E9ECEF" w:sz="4"/>
+              <w:left w:val="single" w:color="E9ECEF" w:sz="4"/>
+              <w:bottom w:val="single" w:color="E9ECEF" w:sz="4"/>
+              <w:right w:val="single" w:color="E9ECEF" w:sz="4"/>
+            </w:tcBorders>
+            <w:shd w:fill="F8F9FA" w:val="clear"/>
+            <w:tcMar>
+              <w:top w:type="dxa" w:w="100"/>
+              <w:left w:type="dxa" w:w="140"/>
+              <w:bottom w:type="dxa" w:w="100"/>
+              <w:right w:type="dxa" w:w="140"/>
+            </w:tcMar>
+            <w:vAlign w:val="center"/>
+          </w:tcPr>
+          <w:p>
+            <w:pPr>
+              <w:jc w:val="left"/>
+            </w:pPr>
+            <w:r>
+              <w:rPr>
+                <w:rFonts w:ascii="Open Sans" w:cs="Open Sans" w:eastAsia="Open Sans" w:hAnsi="Open Sans"/>
+                <w:b/>
+                <w:bCs/>
+                <w:color w:val="59595B"/>
+                <w:sz w:val="20"/>
+                <w:szCs w:val="20"/>
+              </w:rPr>
+              <w:t xml:space="preserve">We’re a lean ~50-person team. Do we have the bandwidth to manage this?</w:t>
+            </w:r>
+          </w:p>
+        </w:tc>
+        <w:tc>
+          <w:tcPr>
+            <w:tcW w:type="dxa" w:w="5850"/>
+            <w:tcBorders>
+              <w:top w:val="single" w:color="E9ECEF" w:sz="4"/>
+              <w:left w:val="single" w:color="E9ECEF" w:sz="4"/>
+              <w:bottom w:val="single" w:color="E9ECEF" w:sz="4"/>
+              <w:right w:val="single" w:color="E9ECEF" w:sz="4"/>
+            </w:tcBorders>
+            <w:shd w:fill="F8F9FA" w:val="clear"/>
+            <w:tcMar>
+              <w:top w:type="dxa" w:w="100"/>
+              <w:left w:type="dxa" w:w="140"/>
+              <w:bottom w:type="dxa" w:w="100"/>
+              <w:right w:type="dxa" w:w="140"/>
+            </w:tcMar>
+            <w:vAlign w:val="center"/>
+          </w:tcPr>
+          <w:p>
+            <w:pPr>
+              <w:jc w:val="left"/>
+            </w:pPr>
+            <w:r>
+              <w:rPr>
+                <w:rFonts w:ascii="Open Sans" w:cs="Open Sans" w:eastAsia="Open Sans" w:hAnsi="Open Sans"/>
+                <w:b w:val="false"/>
+                <w:bCs w:val="false"/>
+                <w:color w:val="59595B"/>
+                <w:sz w:val="20"/>
+                <w:szCs w:val="20"/>
+              </w:rPr>
+              <w:t xml:space="preserve">The point is the opposite — to give your team back hours, not add work. Technijian runs the build and the cadence; your involvement is a short monthly strategy session plus reviewing what we draft. The fractional model means no new hire to manage.</w:t>
+            </w:r>
+          </w:p>
+        </w:tc>
+      </w:tr>
+      <w:tr>
+        <w:trPr>
+          <w:cantSplit/>
+        </w:trPr>
+        <w:tc>
+          <w:tcPr>
+            <w:tcW w:type="dxa" w:w="3510"/>
+            <w:tcBorders>
+              <w:top w:val="single" w:color="E9ECEF" w:sz="4"/>
+              <w:left w:val="single" w:color="E9ECEF" w:sz="4"/>
+              <w:bottom w:val="single" w:color="E9ECEF" w:sz="4"/>
+              <w:right w:val="single" w:color="E9ECEF" w:sz="4"/>
+            </w:tcBorders>
+            <w:shd w:fill="FFFFFF" w:val="clear"/>
+            <w:tcMar>
+              <w:top w:type="dxa" w:w="100"/>
+              <w:left w:type="dxa" w:w="140"/>
+              <w:bottom w:type="dxa" w:w="100"/>
+              <w:right w:type="dxa" w:w="140"/>
+            </w:tcMar>
+            <w:vAlign w:val="center"/>
+          </w:tcPr>
+          <w:p>
+            <w:pPr>
+              <w:jc w:val="left"/>
+            </w:pPr>
+            <w:r>
+              <w:rPr>
+                <w:rFonts w:ascii="Open Sans" w:cs="Open Sans" w:eastAsia="Open Sans" w:hAnsi="Open Sans"/>
+                <w:b/>
+                <w:bCs/>
+                <w:color w:val="59595B"/>
+                <w:sz w:val="20"/>
+                <w:szCs w:val="20"/>
+              </w:rPr>
+              <w:t xml:space="preserve">What if it doesn’t work?</w:t>
+            </w:r>
+          </w:p>
+        </w:tc>
+        <w:tc>
+          <w:tcPr>
+            <w:tcW w:type="dxa" w:w="5850"/>
+            <w:tcBorders>
+              <w:top w:val="single" w:color="E9ECEF" w:sz="4"/>
+              <w:left w:val="single" w:color="E9ECEF" w:sz="4"/>
+              <w:bottom w:val="single" w:color="E9ECEF" w:sz="4"/>
+              <w:right w:val="single" w:color="E9ECEF" w:sz="4"/>
+            </w:tcBorders>
+            <w:shd w:fill="FFFFFF" w:val="clear"/>
+            <w:tcMar>
+              <w:top w:type="dxa" w:w="100"/>
+              <w:left w:type="dxa" w:w="140"/>
+              <w:bottom w:type="dxa" w:w="100"/>
+              <w:right w:type="dxa" w:w="140"/>
+            </w:tcMar>
+            <w:vAlign w:val="center"/>
+          </w:tcPr>
+          <w:p>
+            <w:pPr>
+              <w:jc w:val="left"/>
+            </w:pPr>
+            <w:r>
+              <w:rPr>
+                <w:rFonts w:ascii="Open Sans" w:cs="Open Sans" w:eastAsia="Open Sans" w:hAnsi="Open Sans"/>
+                <w:b w:val="false"/>
+                <w:bCs w:val="false"/>
+                <w:color w:val="59595B"/>
+                <w:sz w:val="20"/>
+                <w:szCs w:val="20"/>
+              </w:rPr>
+              <w:t xml:space="preserve">The entry is a fixed-price 90-day pilot with a defined success metric (Section 12), month-to-month with no lock-in. If it has not hit the metric by day 90, you are under no obligation to continue — and we will tell you honestly whether it is worth it.</w:t>
+            </w:r>
+          </w:p>
+        </w:tc>
+      </w:tr>
+      <w:tr>
+        <w:trPr>
+          <w:cantSplit/>
+        </w:trPr>
+        <w:tc>
+          <w:tcPr>
+            <w:tcW w:type="dxa" w:w="3510"/>
+            <w:tcBorders>
+              <w:top w:val="single" w:color="E9ECEF" w:sz="4"/>
+              <w:left w:val="single" w:color="E9ECEF" w:sz="4"/>
+              <w:bottom w:val="single" w:color="E9ECEF" w:sz="4"/>
+              <w:right w:val="single" w:color="E9ECEF" w:sz="4"/>
+            </w:tcBorders>
+            <w:shd w:fill="F8F9FA" w:val="clear"/>
+            <w:tcMar>
+              <w:top w:type="dxa" w:w="100"/>
+              <w:left w:type="dxa" w:w="140"/>
+              <w:bottom w:type="dxa" w:w="100"/>
+              <w:right w:type="dxa" w:w="140"/>
+            </w:tcMar>
+            <w:vAlign w:val="center"/>
+          </w:tcPr>
+          <w:p>
+            <w:pPr>
+              <w:jc w:val="left"/>
+            </w:pPr>
+            <w:r>
+              <w:rPr>
+                <w:rFonts w:ascii="Open Sans" w:cs="Open Sans" w:eastAsia="Open Sans" w:hAnsi="Open Sans"/>
+                <w:b/>
+                <w:bCs/>
+                <w:color w:val="59595B"/>
+                <w:sz w:val="20"/>
+                <w:szCs w:val="20"/>
+              </w:rPr>
+              <w:t xml:space="preserve">What does it really cost?</w:t>
+            </w:r>
+          </w:p>
+        </w:tc>
+        <w:tc>
+          <w:tcPr>
+            <w:tcW w:type="dxa" w:w="5850"/>
+            <w:tcBorders>
+              <w:top w:val="single" w:color="E9ECEF" w:sz="4"/>
+              <w:left w:val="single" w:color="E9ECEF" w:sz="4"/>
+              <w:bottom w:val="single" w:color="E9ECEF" w:sz="4"/>
+              <w:right w:val="single" w:color="E9ECEF" w:sz="4"/>
+            </w:tcBorders>
+            <w:shd w:fill="F8F9FA" w:val="clear"/>
+            <w:tcMar>
+              <w:top w:type="dxa" w:w="100"/>
+              <w:left w:type="dxa" w:w="140"/>
+              <w:bottom w:type="dxa" w:w="100"/>
+              <w:right w:type="dxa" w:w="140"/>
+            </w:tcMar>
+            <w:vAlign w:val="center"/>
+          </w:tcPr>
+          <w:p>
+            <w:pPr>
+              <w:jc w:val="left"/>
+            </w:pPr>
+            <w:r>
+              <w:rPr>
+                <w:rFonts w:ascii="Open Sans" w:cs="Open Sans" w:eastAsia="Open Sans" w:hAnsi="Open Sans"/>
+                <w:b w:val="false"/>
+                <w:bCs w:val="false"/>
+                <w:color w:val="59595B"/>
+                <w:sz w:val="20"/>
+                <w:szCs w:val="20"/>
+              </w:rPr>
+              <w:t xml:space="preserve">The 90-day pilot is approximately $37K for Year 1 at published rates — no hidden fees, no large up-front build. Because we route work across roughly seven models by task (Section 9), the AI run cost is a fraction of wiring everything to one premium model. The full engine (the later expansion) is profiled in Section 12, but only after the pilot proves the lift.</w:t>
+            </w:r>
+          </w:p>
+        </w:tc>
+      </w:tr>
+    </w:tbl>
+    <w:p>
+      <w:pPr>
+        <w:pStyle w:val="Heading1"/>
+        <w:keepNext/>
+        <w:pageBreakBefore/>
+        <w:spacing w:after="120" w:before="0" w:line="240"/>
+      </w:pPr>
+      <w:r>
+        <w:rPr>
+          <w:rFonts w:ascii="Open Sans" w:cs="Open Sans" w:eastAsia="Open Sans" w:hAnsi="Open Sans"/>
+          <w:color w:val="FFFFFF"/>
+          <w:sz w:val="2"/>
+          <w:szCs w:val="2"/>
+        </w:rPr>
+        <w:t xml:space="preserve">17  What Happens Next</w:t>
+      </w:r>
+    </w:p>
+    <w:tbl>
+      <w:tblPr>
+        <w:tblW w:type="dxa" w:w="9360"/>
+        <w:tblBorders>
+          <w:top w:val="none" w:color="FFFFFF" w:sz="0"/>
+          <w:left w:val="none" w:color="FFFFFF" w:sz="0"/>
+          <w:bottom w:val="none" w:color="FFFFFF" w:sz="0"/>
+          <w:right w:val="none" w:color="FFFFFF" w:sz="0"/>
+          <w:insideH w:val="single" w:color="auto" w:sz="4"/>
+          <w:insideV w:val="single" w:color="auto" w:sz="4"/>
+        </w:tblBorders>
+      </w:tblPr>
+      <w:tblGrid>
+        <w:gridCol w:w="120"/>
+        <w:gridCol w:w="9240"/>
+      </w:tblGrid>
+      <w:tr>
+        <w:tc>
+          <w:tcPr>
+            <w:tcW w:type="dxa" w:w="120"/>
+            <w:tcBorders>
+              <w:top w:val="none" w:color="FFFFFF" w:sz="0"/>
+              <w:left w:val="none" w:color="FFFFFF" w:sz="0"/>
+              <w:bottom w:val="none" w:color="FFFFFF" w:sz="0"/>
+              <w:right w:val="none" w:color="FFFFFF" w:sz="0"/>
+            </w:tcBorders>
             <w:shd w:fill="1A1A2E" w:val="clear"/>
           </w:tcPr>
           <w:p>
@@ -20302,7 +24031,7 @@
                 <w:sz w:val="34"/>
                 <w:szCs w:val="34"/>
               </w:rPr>
-              <w:t xml:space="preserve">15  What Happens Next</w:t>
+              <w:t xml:space="preserve">17  What Happens Next</w:t>
             </w:r>
           </w:p>
         </w:tc>
@@ -20447,7 +24176,7 @@
                 <w:sz w:val="20"/>
                 <w:szCs w:val="20"/>
               </w:rPr>
-              <w:t xml:space="preserve">Step 1: A 30-minute discovery call to answer the Section 14 questions and confirm program scope — or start with a half-day Executive AI Briefing tailored to Brandywine.</w:t>
+              <w:t xml:space="preserve">Step 1: A 30-minute discovery call to answer the Section 15 questions and confirm program scope — or start with a half-day Executive AI Briefing tailored to Brandywine.</w:t>
             </w:r>
           </w:p>
           <w:p>
@@ -20578,7 +24307,8 @@
       <w:pPr>
         <w:pStyle w:val="Heading1"/>
         <w:keepNext/>
-        <w:spacing w:after="120" w:before="480" w:line="240"/>
+        <w:pageBreakBefore/>
+        <w:spacing w:after="120" w:before="0" w:line="240"/>
       </w:pPr>
       <w:r>
         <w:rPr>
@@ -20587,7 +24317,7 @@
           <w:sz w:val="2"/>
           <w:szCs w:val="2"/>
         </w:rPr>
-        <w:t xml:space="preserve">16  About Technijian</w:t>
+        <w:t xml:space="preserve">18  About Technijian</w:t>
       </w:r>
     </w:p>
     <w:tbl>
@@ -20651,7 +24381,7 @@
                 <w:sz w:val="34"/>
                 <w:szCs w:val="34"/>
               </w:rPr>
-              <w:t xml:space="preserve">16  About Technijian</w:t>
+              <w:t xml:space="preserve">18  About Technijian</w:t>
             </w:r>
           </w:p>
         </w:tc>
@@ -21565,7 +25295,8 @@
       <w:pPr>
         <w:pStyle w:val="Heading1"/>
         <w:keepNext/>
-        <w:spacing w:after="120" w:before="480" w:line="240"/>
+        <w:pageBreakBefore/>
+        <w:spacing w:after="120" w:before="0" w:line="240"/>
       </w:pPr>
       <w:r>
         <w:rPr>
@@ -21711,6 +25442,25 @@
     </w:p>
     <w:p>
       <w:pPr>
+        <w:spacing w:after="100" w:before="0" w:line="320"/>
+        <w:jc w:val="both"/>
+      </w:pPr>
+      <w:r>
+        <w:rPr>
+          <w:rFonts w:ascii="Open Sans" w:cs="Open Sans" w:eastAsia="Open Sans" w:hAnsi="Open Sans"/>
+          <w:b w:val="false"/>
+          <w:bCs w:val="false"/>
+          <w:i w:val="false"/>
+          <w:iCs w:val="false"/>
+          <w:color w:val="59595B"/>
+          <w:sz w:val="20"/>
+          <w:szCs w:val="20"/>
+        </w:rPr>
+        <w:t xml:space="preserve">3. Competitors &amp; Technijian — The Olson Company, City Ventures, Melia Homes, Trumark Homes, Warmington, Intracorp; Risewell Homes (New Home Co. + Landsea); Lennar, KB Home, Tri Pointe, Toll Brothers (Builder Magazine, GlobeNewswire, company sites). Technijian documented Proven Results: AI Document Intelligence (FINRA broker-dealers); Multi-Agent SEO + Answer-Engine Platform; ScamShield LLM Council; Weaviate + Obsidian knowledge system.</w:t>
+      </w:r>
+    </w:p>
+    <w:p>
+      <w:pPr>
         <w:spacing w:after="140" w:before="0" w:line="320"/>
         <w:jc w:val="both"/>
       </w:pPr>
@@ -21725,7 +25475,7 @@
           <w:sz w:val="20"/>
           <w:szCs w:val="20"/>
         </w:rPr>
-        <w:t xml:space="preserve">3. Competitors &amp; Technijian — The Olson Company, City Ventures, Melia Homes, Trumark Homes, Warmington, Intracorp; Risewell Homes (New Home Co. + Landsea); Lennar, KB Home, Tri Pointe, Toll Brothers (Builder Magazine, GlobeNewswire, company sites). Technijian documented Proven Results: AI Document Intelligence (FINRA broker-dealers); Multi-Agent SEO + Answer-Engine Platform; ScamShield LLM Council; Weaviate + Obsidian knowledge system.</w:t>
+        <w:t xml:space="preserve">4. AI literacy &amp; responsible-AI frameworks (Section 10) — MIT Sloan Management Review (AI literacy: "what AI can do," not how to build it); Anthropic, "Building Effective Agents" (the automation/workflow vs. agent distinction); the widely-used five-stage AI maturity model, consistent with Gartner and Google Cloud frameworks; U.S. NIST AI Risk Management Framework (Govern / Map / Measure / Manage); McKinsey State of AI (AI as a stage-gated, measured investment).</w:t>
       </w:r>
     </w:p>
     <w:sectPr>
